--- a/IGI/LR1/ИГИ Лр1 отчёт.docx
+++ b/IGI/LR1/ИГИ Лр1 отчёт.docx
@@ -3125,6 +3125,7 @@
       <w:r>
         <w:rPr>
           <w:rFonts w:ascii="Times New Roman" w:hAnsi="Times New Roman" w:cs="Times New Roman"/>
+          <w:noProof/>
           <w:sz w:val="28"/>
           <w:szCs w:val="28"/>
           <w:lang w:val="en-US"/>
@@ -3174,7 +3175,7 @@
           <w:bCs/>
           <w:sz w:val="28"/>
           <w:szCs w:val="28"/>
-          <w:lang w:val="en-US"/>
+          <w:lang w:val="ru-RU"/>
         </w:rPr>
       </w:pPr>
       <w:r>
@@ -3356,6 +3357,7 @@
       <w:r>
         <w:rPr>
           <w:rFonts w:ascii="Times New Roman" w:hAnsi="Times New Roman" w:cs="Times New Roman"/>
+          <w:noProof/>
           <w:sz w:val="28"/>
           <w:szCs w:val="28"/>
           <w:lang w:val="en-US"/>
@@ -3566,7 +3568,7 @@
           <w:rFonts w:ascii="Times New Roman" w:hAnsi="Times New Roman" w:cs="Times New Roman"/>
           <w:sz w:val="28"/>
           <w:szCs w:val="28"/>
-          <w:lang w:val="en-US"/>
+          <w:lang w:val="ru-RU"/>
         </w:rPr>
       </w:pPr>
       <w:r>
@@ -3675,6 +3677,7 @@
       <w:r>
         <w:rPr>
           <w:rFonts w:ascii="Times New Roman" w:hAnsi="Times New Roman" w:cs="Times New Roman"/>
+          <w:noProof/>
           <w:sz w:val="28"/>
           <w:szCs w:val="28"/>
           <w:lang w:val="ru-RU"/>
@@ -3794,6 +3797,7 @@
       <w:r>
         <w:rPr>
           <w:rFonts w:ascii="Times New Roman" w:hAnsi="Times New Roman" w:cs="Times New Roman"/>
+          <w:noProof/>
           <w:sz w:val="28"/>
           <w:szCs w:val="28"/>
           <w:lang w:val="ru-RU"/>
@@ -3971,7 +3975,61 @@
           <w:szCs w:val="28"/>
           <w:lang w:val="en-US"/>
         </w:rPr>
-        <w:t>relative-date, pretty, graph</w:t>
+        <w:t>relative</w:t>
+      </w:r>
+      <w:r>
+        <w:rPr>
+          <w:rFonts w:ascii="Times New Roman" w:hAnsi="Times New Roman" w:cs="Times New Roman"/>
+          <w:sz w:val="28"/>
+          <w:szCs w:val="28"/>
+          <w:lang w:val="ru-RU"/>
+        </w:rPr>
+        <w:t>-</w:t>
+      </w:r>
+      <w:r>
+        <w:rPr>
+          <w:rFonts w:ascii="Times New Roman" w:hAnsi="Times New Roman" w:cs="Times New Roman"/>
+          <w:sz w:val="28"/>
+          <w:szCs w:val="28"/>
+          <w:lang w:val="en-US"/>
+        </w:rPr>
+        <w:t>date</w:t>
+      </w:r>
+      <w:r>
+        <w:rPr>
+          <w:rFonts w:ascii="Times New Roman" w:hAnsi="Times New Roman" w:cs="Times New Roman"/>
+          <w:sz w:val="28"/>
+          <w:szCs w:val="28"/>
+          <w:lang w:val="ru-RU"/>
+        </w:rPr>
+        <w:t xml:space="preserve">, </w:t>
+      </w:r>
+      <w:r>
+        <w:rPr>
+          <w:rFonts w:ascii="Times New Roman" w:hAnsi="Times New Roman" w:cs="Times New Roman"/>
+          <w:sz w:val="28"/>
+          <w:szCs w:val="28"/>
+          <w:lang w:val="en-US"/>
+        </w:rPr>
+        <w:t>pretty</w:t>
+      </w:r>
+      <w:r>
+        <w:rPr>
+          <w:rFonts w:ascii="Times New Roman" w:hAnsi="Times New Roman" w:cs="Times New Roman"/>
+          <w:sz w:val="28"/>
+          <w:szCs w:val="28"/>
+          <w:lang w:val="ru-RU"/>
+        </w:rPr>
+        <w:t xml:space="preserve">, </w:t>
+      </w:r>
+      <w:r>
+        <w:rPr>
+          <w:rFonts w:ascii="Times New Roman" w:hAnsi="Times New Roman" w:cs="Times New Roman"/>
+          <w:sz w:val="28"/>
+          <w:szCs w:val="28"/>
+          <w:lang w:val="en-US"/>
+        </w:rPr>
+        <w:t>graph</w:t>
       </w:r>
     </w:p>
     <w:p>
@@ -4032,6 +4090,7 @@
       <w:r>
         <w:rPr>
           <w:rFonts w:ascii="Times New Roman" w:hAnsi="Times New Roman" w:cs="Times New Roman"/>
+          <w:noProof/>
           <w:sz w:val="28"/>
           <w:szCs w:val="28"/>
           <w:lang w:val="ru-RU"/>
@@ -4122,6 +4181,7 @@
       <w:r>
         <w:rPr>
           <w:rFonts w:ascii="Times New Roman" w:hAnsi="Times New Roman" w:cs="Times New Roman"/>
+          <w:noProof/>
           <w:sz w:val="28"/>
           <w:szCs w:val="28"/>
           <w:lang w:val="ru-RU"/>
@@ -4214,6 +4274,7 @@
       <w:r>
         <w:rPr>
           <w:rFonts w:ascii="Times New Roman" w:hAnsi="Times New Roman" w:cs="Times New Roman"/>
+          <w:noProof/>
           <w:sz w:val="28"/>
           <w:szCs w:val="28"/>
           <w:lang w:val="ru-RU"/>
@@ -4340,6 +4401,7 @@
       <w:r>
         <w:rPr>
           <w:rFonts w:ascii="Times New Roman" w:hAnsi="Times New Roman" w:cs="Times New Roman"/>
+          <w:noProof/>
           <w:sz w:val="28"/>
           <w:szCs w:val="28"/>
           <w:lang w:val="en-US"/>
@@ -4523,12 +4585,13 @@
           <w:rFonts w:ascii="Times New Roman" w:hAnsi="Times New Roman" w:cs="Times New Roman"/>
           <w:sz w:val="28"/>
           <w:szCs w:val="28"/>
-          <w:lang w:val="en-US"/>
-        </w:rPr>
-      </w:pPr>
-      <w:r>
-        <w:rPr>
-          <w:rFonts w:ascii="Times New Roman" w:hAnsi="Times New Roman" w:cs="Times New Roman"/>
+          <w:lang w:val="ru-RU"/>
+        </w:rPr>
+      </w:pPr>
+      <w:r>
+        <w:rPr>
+          <w:rFonts w:ascii="Times New Roman" w:hAnsi="Times New Roman" w:cs="Times New Roman"/>
+          <w:noProof/>
           <w:sz w:val="28"/>
           <w:szCs w:val="28"/>
           <w:lang w:val="ru-RU"/>
@@ -4646,6 +4709,7 @@
       <w:r>
         <w:rPr>
           <w:rFonts w:ascii="Times New Roman" w:hAnsi="Times New Roman" w:cs="Times New Roman"/>
+          <w:noProof/>
           <w:sz w:val="28"/>
           <w:szCs w:val="28"/>
           <w:lang w:val="en-US"/>
@@ -4765,7 +4829,7 @@
           <w:rFonts w:ascii="Times New Roman" w:hAnsi="Times New Roman" w:cs="Times New Roman"/>
           <w:sz w:val="28"/>
           <w:szCs w:val="28"/>
-          <w:lang w:val="en-US"/>
+          <w:lang w:val="ru-RU"/>
         </w:rPr>
         <w:t xml:space="preserve"> --</w:t>
       </w:r>
@@ -4776,7 +4840,70 @@
           <w:szCs w:val="28"/>
           <w:lang w:val="en-US"/>
         </w:rPr>
-        <w:t xml:space="preserve">pretty=short, full, fuller, </w:t>
+        <w:t>pretty</w:t>
+      </w:r>
+      <w:r>
+        <w:rPr>
+          <w:rFonts w:ascii="Times New Roman" w:hAnsi="Times New Roman" w:cs="Times New Roman"/>
+          <w:sz w:val="28"/>
+          <w:szCs w:val="28"/>
+          <w:lang w:val="ru-RU"/>
+        </w:rPr>
+        <w:t>=</w:t>
+      </w:r>
+      <w:r>
+        <w:rPr>
+          <w:rFonts w:ascii="Times New Roman" w:hAnsi="Times New Roman" w:cs="Times New Roman"/>
+          <w:sz w:val="28"/>
+          <w:szCs w:val="28"/>
+          <w:lang w:val="en-US"/>
+        </w:rPr>
+        <w:t>short</w:t>
+      </w:r>
+      <w:r>
+        <w:rPr>
+          <w:rFonts w:ascii="Times New Roman" w:hAnsi="Times New Roman" w:cs="Times New Roman"/>
+          <w:sz w:val="28"/>
+          <w:szCs w:val="28"/>
+          <w:lang w:val="ru-RU"/>
+        </w:rPr>
+        <w:t xml:space="preserve">, </w:t>
+      </w:r>
+      <w:r>
+        <w:rPr>
+          <w:rFonts w:ascii="Times New Roman" w:hAnsi="Times New Roman" w:cs="Times New Roman"/>
+          <w:sz w:val="28"/>
+          <w:szCs w:val="28"/>
+          <w:lang w:val="en-US"/>
+        </w:rPr>
+        <w:t>full</w:t>
+      </w:r>
+      <w:r>
+        <w:rPr>
+          <w:rFonts w:ascii="Times New Roman" w:hAnsi="Times New Roman" w:cs="Times New Roman"/>
+          <w:sz w:val="28"/>
+          <w:szCs w:val="28"/>
+          <w:lang w:val="ru-RU"/>
+        </w:rPr>
+        <w:t xml:space="preserve">, </w:t>
+      </w:r>
+      <w:r>
+        <w:rPr>
+          <w:rFonts w:ascii="Times New Roman" w:hAnsi="Times New Roman" w:cs="Times New Roman"/>
+          <w:sz w:val="28"/>
+          <w:szCs w:val="28"/>
+          <w:lang w:val="en-US"/>
+        </w:rPr>
+        <w:t>fuller</w:t>
+      </w:r>
+      <w:r>
+        <w:rPr>
+          <w:rFonts w:ascii="Times New Roman" w:hAnsi="Times New Roman" w:cs="Times New Roman"/>
+          <w:sz w:val="28"/>
+          <w:szCs w:val="28"/>
+          <w:lang w:val="ru-RU"/>
+        </w:rPr>
+        <w:t xml:space="preserve">, </w:t>
       </w:r>
       <w:proofErr w:type="spellStart"/>
       <w:r>
@@ -4803,7 +4930,7 @@
           <w:rFonts w:ascii="Times New Roman" w:hAnsi="Times New Roman" w:cs="Times New Roman"/>
           <w:sz w:val="28"/>
           <w:szCs w:val="28"/>
-          <w:lang w:val="en-US"/>
+          <w:lang w:val="ru-RU"/>
         </w:rPr>
         <w:t xml:space="preserve">. </w:t>
       </w:r>
@@ -4957,6 +5084,7 @@
       <w:r>
         <w:rPr>
           <w:rFonts w:ascii="Times New Roman" w:hAnsi="Times New Roman" w:cs="Times New Roman"/>
+          <w:noProof/>
           <w:sz w:val="28"/>
           <w:szCs w:val="28"/>
           <w:lang w:val="en-US"/>
@@ -5010,6 +5138,7 @@
       <w:r>
         <w:rPr>
           <w:rFonts w:ascii="Times New Roman" w:hAnsi="Times New Roman" w:cs="Times New Roman"/>
+          <w:noProof/>
           <w:sz w:val="28"/>
           <w:szCs w:val="28"/>
           <w:lang w:val="ru-RU"/>
@@ -5063,6 +5192,7 @@
       <w:r>
         <w:rPr>
           <w:rFonts w:ascii="Times New Roman" w:hAnsi="Times New Roman" w:cs="Times New Roman"/>
+          <w:noProof/>
           <w:sz w:val="28"/>
           <w:szCs w:val="28"/>
           <w:lang w:val="en-US"/>
@@ -5162,6 +5292,7 @@
       <w:r>
         <w:rPr>
           <w:rFonts w:ascii="Times New Roman" w:hAnsi="Times New Roman" w:cs="Times New Roman"/>
+          <w:noProof/>
           <w:sz w:val="28"/>
           <w:szCs w:val="28"/>
           <w:lang w:val="ru-RU"/>
@@ -5436,6 +5567,7 @@
       <w:r>
         <w:rPr>
           <w:rFonts w:ascii="Times New Roman" w:hAnsi="Times New Roman" w:cs="Times New Roman"/>
+          <w:noProof/>
           <w:sz w:val="28"/>
           <w:szCs w:val="28"/>
           <w:lang w:val="ru-RU"/>
@@ -5508,6 +5640,7 @@
       <w:r>
         <w:rPr>
           <w:rFonts w:ascii="Times New Roman" w:hAnsi="Times New Roman" w:cs="Times New Roman"/>
+          <w:noProof/>
           <w:sz w:val="28"/>
           <w:szCs w:val="28"/>
           <w:lang w:val="en-US"/>
@@ -5561,6 +5694,7 @@
       <w:r>
         <w:rPr>
           <w:rFonts w:ascii="Times New Roman" w:hAnsi="Times New Roman" w:cs="Times New Roman"/>
+          <w:noProof/>
           <w:sz w:val="28"/>
           <w:szCs w:val="28"/>
           <w:lang w:val="en-US"/>
@@ -5614,6 +5748,7 @@
       <w:r>
         <w:rPr>
           <w:rFonts w:ascii="Times New Roman" w:hAnsi="Times New Roman" w:cs="Times New Roman"/>
+          <w:noProof/>
           <w:sz w:val="28"/>
           <w:szCs w:val="28"/>
           <w:lang w:val="en-US"/>
@@ -5661,7 +5796,7 @@
           <w:rFonts w:ascii="Times New Roman" w:hAnsi="Times New Roman" w:cs="Times New Roman"/>
           <w:sz w:val="28"/>
           <w:szCs w:val="28"/>
-          <w:lang w:val="en-US"/>
+          <w:lang w:val="ru-RU"/>
         </w:rPr>
       </w:pPr>
       <w:r>
@@ -5845,6 +5980,7 @@
       <w:r>
         <w:rPr>
           <w:rFonts w:ascii="Times New Roman" w:hAnsi="Times New Roman" w:cs="Times New Roman"/>
+          <w:noProof/>
           <w:sz w:val="28"/>
           <w:szCs w:val="28"/>
           <w:lang w:val="en-US"/>
@@ -5894,6 +6030,7 @@
       <w:r>
         <w:rPr>
           <w:rFonts w:ascii="Times New Roman" w:hAnsi="Times New Roman" w:cs="Times New Roman"/>
+          <w:noProof/>
           <w:sz w:val="28"/>
           <w:szCs w:val="28"/>
           <w:lang w:val="en-US"/>
@@ -5993,6 +6130,7 @@
       <w:r>
         <w:rPr>
           <w:rFonts w:ascii="Times New Roman" w:hAnsi="Times New Roman" w:cs="Times New Roman"/>
+          <w:noProof/>
           <w:sz w:val="28"/>
           <w:szCs w:val="28"/>
           <w:lang w:val="ru-RU"/>
@@ -6137,6 +6275,7 @@
       <w:r>
         <w:rPr>
           <w:rFonts w:ascii="Times New Roman" w:hAnsi="Times New Roman" w:cs="Times New Roman"/>
+          <w:noProof/>
           <w:sz w:val="28"/>
           <w:szCs w:val="28"/>
           <w:lang w:val="ru-RU"/>
@@ -6210,6 +6349,7 @@
       <w:r>
         <w:rPr>
           <w:rFonts w:ascii="Times New Roman" w:hAnsi="Times New Roman" w:cs="Times New Roman"/>
+          <w:noProof/>
           <w:sz w:val="28"/>
           <w:szCs w:val="28"/>
           <w:lang w:val="en-US"/>
@@ -6263,6 +6403,7 @@
       <w:r>
         <w:rPr>
           <w:rFonts w:ascii="Times New Roman" w:hAnsi="Times New Roman" w:cs="Times New Roman"/>
+          <w:noProof/>
           <w:sz w:val="28"/>
           <w:szCs w:val="28"/>
           <w:lang w:val="en-US"/>
@@ -6310,7 +6451,7 @@
           <w:rFonts w:ascii="Times New Roman" w:hAnsi="Times New Roman" w:cs="Times New Roman"/>
           <w:sz w:val="28"/>
           <w:szCs w:val="28"/>
-          <w:lang w:val="en-US"/>
+          <w:lang w:val="ru-RU"/>
         </w:rPr>
       </w:pPr>
       <w:r>
@@ -6390,13 +6531,14 @@
           <w:rFonts w:ascii="Times New Roman" w:hAnsi="Times New Roman" w:cs="Times New Roman"/>
           <w:sz w:val="28"/>
           <w:szCs w:val="28"/>
-          <w:lang w:val="en-US"/>
+          <w:lang w:val="ru-RU"/>
         </w:rPr>
         <w:br/>
       </w:r>
       <w:r>
         <w:rPr>
           <w:rFonts w:ascii="Times New Roman" w:hAnsi="Times New Roman" w:cs="Times New Roman"/>
+          <w:noProof/>
           <w:sz w:val="28"/>
           <w:szCs w:val="28"/>
           <w:lang w:val="en-US"/>
@@ -6489,6 +6631,7 @@
       <w:r>
         <w:rPr>
           <w:rFonts w:ascii="Times New Roman" w:hAnsi="Times New Roman" w:cs="Times New Roman"/>
+          <w:noProof/>
           <w:sz w:val="28"/>
           <w:szCs w:val="28"/>
           <w:lang w:val="en-US"/>
@@ -6546,6 +6689,34 @@
           <w:szCs w:val="28"/>
           <w:lang w:val="ru-RU"/>
         </w:rPr>
+        <w:t>5.</w:t>
+      </w:r>
+      <w:r>
+        <w:rPr>
+          <w:rFonts w:ascii="Times New Roman" w:hAnsi="Times New Roman" w:cs="Times New Roman"/>
+          <w:sz w:val="28"/>
+          <w:szCs w:val="28"/>
+          <w:lang w:val="en-US"/>
+        </w:rPr>
+        <w:t>b</w:t>
+      </w:r>
+    </w:p>
+    <w:p>
+      <w:pPr>
+        <w:rPr>
+          <w:rFonts w:ascii="Times New Roman" w:hAnsi="Times New Roman" w:cs="Times New Roman"/>
+          <w:sz w:val="28"/>
+          <w:szCs w:val="28"/>
+          <w:lang w:val="ru-RU"/>
+        </w:rPr>
+      </w:pPr>
+      <w:r>
+        <w:rPr>
+          <w:rFonts w:ascii="Times New Roman" w:hAnsi="Times New Roman" w:cs="Times New Roman"/>
+          <w:sz w:val="28"/>
+          <w:szCs w:val="28"/>
+          <w:lang w:val="ru-RU"/>
+        </w:rPr>
         <w:t xml:space="preserve">Посмотрим информацию о нашем удаленном </w:t>
       </w:r>
       <w:proofErr w:type="gramStart"/>
@@ -6601,6 +6772,7 @@
       <w:r>
         <w:rPr>
           <w:rFonts w:ascii="Times New Roman" w:hAnsi="Times New Roman" w:cs="Times New Roman"/>
+          <w:noProof/>
           <w:sz w:val="28"/>
           <w:szCs w:val="28"/>
           <w:lang w:val="en-US"/>
@@ -6673,6 +6845,7 @@
       <w:r>
         <w:rPr>
           <w:rFonts w:ascii="Times New Roman" w:hAnsi="Times New Roman" w:cs="Times New Roman"/>
+          <w:noProof/>
           <w:sz w:val="28"/>
           <w:szCs w:val="28"/>
           <w:lang w:val="ru-RU"/>
@@ -6871,6 +7044,7 @@
       <w:r>
         <w:rPr>
           <w:rFonts w:ascii="Times New Roman" w:hAnsi="Times New Roman" w:cs="Times New Roman"/>
+          <w:noProof/>
           <w:sz w:val="28"/>
           <w:szCs w:val="28"/>
           <w:lang w:val="ru-RU"/>
@@ -6918,17 +7092,1565 @@
           <w:rFonts w:ascii="Times New Roman" w:hAnsi="Times New Roman" w:cs="Times New Roman"/>
           <w:sz w:val="28"/>
           <w:szCs w:val="28"/>
-          <w:lang w:val="en-US"/>
-        </w:rPr>
-      </w:pPr>
-    </w:p>
-    <w:p>
-      <w:pPr>
-        <w:rPr>
-          <w:rFonts w:ascii="Times New Roman" w:hAnsi="Times New Roman" w:cs="Times New Roman"/>
-          <w:sz w:val="28"/>
-          <w:szCs w:val="28"/>
-          <w:lang w:val="ru-RU"/>
+          <w:lang w:val="ru-RU"/>
+        </w:rPr>
+      </w:pPr>
+      <w:r>
+        <w:rPr>
+          <w:rFonts w:ascii="Times New Roman" w:hAnsi="Times New Roman" w:cs="Times New Roman"/>
+          <w:sz w:val="28"/>
+          <w:szCs w:val="28"/>
+          <w:lang w:val="ru-RU"/>
+        </w:rPr>
+        <w:t xml:space="preserve">Запушим нашу ветку </w:t>
+      </w:r>
+      <w:r>
+        <w:rPr>
+          <w:rFonts w:ascii="Times New Roman" w:hAnsi="Times New Roman" w:cs="Times New Roman"/>
+          <w:sz w:val="28"/>
+          <w:szCs w:val="28"/>
+          <w:lang w:val="en-US"/>
+        </w:rPr>
+        <w:t>IGI</w:t>
+      </w:r>
+      <w:r>
+        <w:rPr>
+          <w:rFonts w:ascii="Times New Roman" w:hAnsi="Times New Roman" w:cs="Times New Roman"/>
+          <w:sz w:val="28"/>
+          <w:szCs w:val="28"/>
+          <w:lang w:val="ru-RU"/>
+        </w:rPr>
+        <w:t>_</w:t>
+      </w:r>
+      <w:r>
+        <w:rPr>
+          <w:rFonts w:ascii="Times New Roman" w:hAnsi="Times New Roman" w:cs="Times New Roman"/>
+          <w:sz w:val="28"/>
+          <w:szCs w:val="28"/>
+          <w:lang w:val="en-US"/>
+        </w:rPr>
+        <w:t>LR</w:t>
+      </w:r>
+      <w:r>
+        <w:rPr>
+          <w:rFonts w:ascii="Times New Roman" w:hAnsi="Times New Roman" w:cs="Times New Roman"/>
+          <w:sz w:val="28"/>
+          <w:szCs w:val="28"/>
+          <w:lang w:val="ru-RU"/>
+        </w:rPr>
+        <w:t xml:space="preserve">1 </w:t>
+      </w:r>
+      <w:r>
+        <w:rPr>
+          <w:rFonts w:ascii="Times New Roman" w:hAnsi="Times New Roman" w:cs="Times New Roman"/>
+          <w:sz w:val="28"/>
+          <w:szCs w:val="28"/>
+          <w:lang w:val="ru-RU"/>
+        </w:rPr>
+        <w:t xml:space="preserve">в удаленный репозиторий с помощью команды </w:t>
+      </w:r>
+      <w:r>
+        <w:rPr>
+          <w:rFonts w:ascii="Times New Roman" w:hAnsi="Times New Roman" w:cs="Times New Roman"/>
+          <w:sz w:val="28"/>
+          <w:szCs w:val="28"/>
+          <w:lang w:val="en-US"/>
+        </w:rPr>
+        <w:t>git</w:t>
+      </w:r>
+      <w:r>
+        <w:rPr>
+          <w:rFonts w:ascii="Times New Roman" w:hAnsi="Times New Roman" w:cs="Times New Roman"/>
+          <w:sz w:val="28"/>
+          <w:szCs w:val="28"/>
+          <w:lang w:val="ru-RU"/>
+        </w:rPr>
+        <w:t xml:space="preserve"> </w:t>
+      </w:r>
+      <w:r>
+        <w:rPr>
+          <w:rFonts w:ascii="Times New Roman" w:hAnsi="Times New Roman" w:cs="Times New Roman"/>
+          <w:sz w:val="28"/>
+          <w:szCs w:val="28"/>
+          <w:lang w:val="en-US"/>
+        </w:rPr>
+        <w:t>push</w:t>
+      </w:r>
+      <w:r>
+        <w:rPr>
+          <w:rFonts w:ascii="Times New Roman" w:hAnsi="Times New Roman" w:cs="Times New Roman"/>
+          <w:sz w:val="28"/>
+          <w:szCs w:val="28"/>
+          <w:lang w:val="ru-RU"/>
+        </w:rPr>
+        <w:t xml:space="preserve"> </w:t>
+      </w:r>
+      <w:r>
+        <w:rPr>
+          <w:rFonts w:ascii="Times New Roman" w:hAnsi="Times New Roman" w:cs="Times New Roman"/>
+          <w:sz w:val="28"/>
+          <w:szCs w:val="28"/>
+          <w:lang w:val="ru-RU"/>
+        </w:rPr>
+        <w:t xml:space="preserve">с флагом </w:t>
+      </w:r>
+      <w:r>
+        <w:rPr>
+          <w:rFonts w:ascii="Times New Roman" w:hAnsi="Times New Roman" w:cs="Times New Roman"/>
+          <w:sz w:val="28"/>
+          <w:szCs w:val="28"/>
+          <w:lang w:val="ru-RU"/>
+        </w:rPr>
+        <w:t>-</w:t>
+      </w:r>
+      <w:r>
+        <w:rPr>
+          <w:rFonts w:ascii="Times New Roman" w:hAnsi="Times New Roman" w:cs="Times New Roman"/>
+          <w:sz w:val="28"/>
+          <w:szCs w:val="28"/>
+          <w:lang w:val="en-US"/>
+        </w:rPr>
+        <w:t>u</w:t>
+      </w:r>
+      <w:r>
+        <w:rPr>
+          <w:rFonts w:ascii="Times New Roman" w:hAnsi="Times New Roman" w:cs="Times New Roman"/>
+          <w:sz w:val="28"/>
+          <w:szCs w:val="28"/>
+          <w:lang w:val="ru-RU"/>
+        </w:rPr>
+        <w:t xml:space="preserve">, </w:t>
+      </w:r>
+      <w:r>
+        <w:rPr>
+          <w:rFonts w:ascii="Times New Roman" w:hAnsi="Times New Roman" w:cs="Times New Roman"/>
+          <w:sz w:val="28"/>
+          <w:szCs w:val="28"/>
+          <w:lang w:val="ru-RU"/>
+        </w:rPr>
+        <w:t>так как мы первый раз пушим ветку на удаленный репозиторий, так же укажем конкретно имя удаленного репозитория и имя ветки, которую мы хоти запушить</w:t>
+      </w:r>
+    </w:p>
+    <w:p>
+      <w:pPr>
+        <w:rPr>
+          <w:rFonts w:ascii="Times New Roman" w:hAnsi="Times New Roman" w:cs="Times New Roman"/>
+          <w:sz w:val="28"/>
+          <w:szCs w:val="28"/>
+          <w:lang w:val="ru-RU"/>
+        </w:rPr>
+      </w:pPr>
+      <w:r>
+        <w:rPr>
+          <w:rFonts w:ascii="Times New Roman" w:hAnsi="Times New Roman" w:cs="Times New Roman"/>
+          <w:sz w:val="28"/>
+          <w:szCs w:val="28"/>
+          <w:lang w:val="ru-RU"/>
+        </w:rPr>
+        <w:drawing>
+          <wp:inline distT="0" distB="0" distL="0" distR="0" wp14:anchorId="0FD5D217" wp14:editId="18E97BAC">
+            <wp:extent cx="4772691" cy="1619476"/>
+            <wp:effectExtent l="0" t="0" r="8890" b="0"/>
+            <wp:docPr id="60" name="Рисунок 60"/>
+            <wp:cNvGraphicFramePr>
+              <a:graphicFrameLocks xmlns:a="http://schemas.openxmlformats.org/drawingml/2006/main" noChangeAspect="1"/>
+            </wp:cNvGraphicFramePr>
+            <a:graphic xmlns:a="http://schemas.openxmlformats.org/drawingml/2006/main">
+              <a:graphicData uri="http://schemas.openxmlformats.org/drawingml/2006/picture">
+                <pic:pic xmlns:pic="http://schemas.openxmlformats.org/drawingml/2006/picture">
+                  <pic:nvPicPr>
+                    <pic:cNvPr id="1" name=""/>
+                    <pic:cNvPicPr/>
+                  </pic:nvPicPr>
+                  <pic:blipFill>
+                    <a:blip r:embed="rId65"/>
+                    <a:stretch>
+                      <a:fillRect/>
+                    </a:stretch>
+                  </pic:blipFill>
+                  <pic:spPr>
+                    <a:xfrm>
+                      <a:off x="0" y="0"/>
+                      <a:ext cx="4772691" cy="1619476"/>
+                    </a:xfrm>
+                    <a:prstGeom prst="rect">
+                      <a:avLst/>
+                    </a:prstGeom>
+                  </pic:spPr>
+                </pic:pic>
+              </a:graphicData>
+            </a:graphic>
+          </wp:inline>
+        </w:drawing>
+      </w:r>
+    </w:p>
+    <w:p>
+      <w:pPr>
+        <w:rPr>
+          <w:rFonts w:ascii="Times New Roman" w:hAnsi="Times New Roman" w:cs="Times New Roman"/>
+          <w:sz w:val="28"/>
+          <w:szCs w:val="28"/>
+          <w:lang w:val="ru-RU"/>
+        </w:rPr>
+      </w:pPr>
+      <w:r>
+        <w:rPr>
+          <w:rFonts w:ascii="Times New Roman" w:hAnsi="Times New Roman" w:cs="Times New Roman"/>
+          <w:sz w:val="28"/>
+          <w:szCs w:val="28"/>
+          <w:lang w:val="ru-RU"/>
+        </w:rPr>
+        <w:t xml:space="preserve">Далее, чтобы в нашем удаленном репозитории были все данные нашей текущей ветки проиндексируем все файлы директории </w:t>
+      </w:r>
+      <w:r>
+        <w:rPr>
+          <w:rFonts w:ascii="Times New Roman" w:hAnsi="Times New Roman" w:cs="Times New Roman"/>
+          <w:sz w:val="28"/>
+          <w:szCs w:val="28"/>
+          <w:lang w:val="en-US"/>
+        </w:rPr>
+        <w:t>IGI</w:t>
+      </w:r>
+      <w:r>
+        <w:rPr>
+          <w:rFonts w:ascii="Times New Roman" w:hAnsi="Times New Roman" w:cs="Times New Roman"/>
+          <w:sz w:val="28"/>
+          <w:szCs w:val="28"/>
+          <w:lang w:val="ru-RU"/>
+        </w:rPr>
+        <w:t>_</w:t>
+      </w:r>
+      <w:r>
+        <w:rPr>
+          <w:rFonts w:ascii="Times New Roman" w:hAnsi="Times New Roman" w:cs="Times New Roman"/>
+          <w:sz w:val="28"/>
+          <w:szCs w:val="28"/>
+          <w:lang w:val="en-US"/>
+        </w:rPr>
+        <w:t>LR</w:t>
+      </w:r>
+      <w:r>
+        <w:rPr>
+          <w:rFonts w:ascii="Times New Roman" w:hAnsi="Times New Roman" w:cs="Times New Roman"/>
+          <w:sz w:val="28"/>
+          <w:szCs w:val="28"/>
+          <w:lang w:val="ru-RU"/>
+        </w:rPr>
+        <w:t xml:space="preserve">1, </w:t>
+      </w:r>
+      <w:r>
+        <w:rPr>
+          <w:rFonts w:ascii="Times New Roman" w:hAnsi="Times New Roman" w:cs="Times New Roman"/>
+          <w:sz w:val="28"/>
+          <w:szCs w:val="28"/>
+          <w:lang w:val="ru-RU"/>
+        </w:rPr>
+        <w:t xml:space="preserve">за которую отвечает ветка </w:t>
+      </w:r>
+      <w:r>
+        <w:rPr>
+          <w:rFonts w:ascii="Times New Roman" w:hAnsi="Times New Roman" w:cs="Times New Roman"/>
+          <w:sz w:val="28"/>
+          <w:szCs w:val="28"/>
+          <w:lang w:val="en-US"/>
+        </w:rPr>
+        <w:t>IGI</w:t>
+      </w:r>
+      <w:r>
+        <w:rPr>
+          <w:rFonts w:ascii="Times New Roman" w:hAnsi="Times New Roman" w:cs="Times New Roman"/>
+          <w:sz w:val="28"/>
+          <w:szCs w:val="28"/>
+          <w:lang w:val="ru-RU"/>
+        </w:rPr>
+        <w:t>_</w:t>
+      </w:r>
+      <w:r>
+        <w:rPr>
+          <w:rFonts w:ascii="Times New Roman" w:hAnsi="Times New Roman" w:cs="Times New Roman"/>
+          <w:sz w:val="28"/>
+          <w:szCs w:val="28"/>
+          <w:lang w:val="en-US"/>
+        </w:rPr>
+        <w:t>LR</w:t>
+      </w:r>
+      <w:r>
+        <w:rPr>
+          <w:rFonts w:ascii="Times New Roman" w:hAnsi="Times New Roman" w:cs="Times New Roman"/>
+          <w:sz w:val="28"/>
+          <w:szCs w:val="28"/>
+          <w:lang w:val="ru-RU"/>
+        </w:rPr>
+        <w:t xml:space="preserve">1 </w:t>
+      </w:r>
+      <w:r>
+        <w:rPr>
+          <w:rFonts w:ascii="Times New Roman" w:hAnsi="Times New Roman" w:cs="Times New Roman"/>
+          <w:sz w:val="28"/>
+          <w:szCs w:val="28"/>
+          <w:lang w:val="ru-RU"/>
+        </w:rPr>
+        <w:t xml:space="preserve">с помощью команды </w:t>
+      </w:r>
+      <w:r>
+        <w:rPr>
+          <w:rFonts w:ascii="Times New Roman" w:hAnsi="Times New Roman" w:cs="Times New Roman"/>
+          <w:sz w:val="28"/>
+          <w:szCs w:val="28"/>
+          <w:lang w:val="en-US"/>
+        </w:rPr>
+        <w:t>git</w:t>
+      </w:r>
+      <w:r>
+        <w:rPr>
+          <w:rFonts w:ascii="Times New Roman" w:hAnsi="Times New Roman" w:cs="Times New Roman"/>
+          <w:sz w:val="28"/>
+          <w:szCs w:val="28"/>
+          <w:lang w:val="ru-RU"/>
+        </w:rPr>
+        <w:t xml:space="preserve"> </w:t>
+      </w:r>
+      <w:proofErr w:type="gramStart"/>
+      <w:r>
+        <w:rPr>
+          <w:rFonts w:ascii="Times New Roman" w:hAnsi="Times New Roman" w:cs="Times New Roman"/>
+          <w:sz w:val="28"/>
+          <w:szCs w:val="28"/>
+          <w:lang w:val="en-US"/>
+        </w:rPr>
+        <w:t>add</w:t>
+      </w:r>
+      <w:r>
+        <w:rPr>
+          <w:rFonts w:ascii="Times New Roman" w:hAnsi="Times New Roman" w:cs="Times New Roman"/>
+          <w:sz w:val="28"/>
+          <w:szCs w:val="28"/>
+          <w:lang w:val="ru-RU"/>
+        </w:rPr>
+        <w:t xml:space="preserve"> .</w:t>
+      </w:r>
+      <w:proofErr w:type="gramEnd"/>
+      <w:r>
+        <w:rPr>
+          <w:rFonts w:ascii="Times New Roman" w:hAnsi="Times New Roman" w:cs="Times New Roman"/>
+          <w:sz w:val="28"/>
+          <w:szCs w:val="28"/>
+          <w:lang w:val="ru-RU"/>
+        </w:rPr>
+        <w:t xml:space="preserve"> В терминале видно предупреждение о том, что репозиторий </w:t>
+      </w:r>
+      <w:r>
+        <w:rPr>
+          <w:rFonts w:ascii="Times New Roman" w:hAnsi="Times New Roman" w:cs="Times New Roman"/>
+          <w:sz w:val="28"/>
+          <w:szCs w:val="28"/>
+          <w:lang w:val="en-US"/>
+        </w:rPr>
+        <w:t>geometric</w:t>
+      </w:r>
+      <w:r>
+        <w:rPr>
+          <w:rFonts w:ascii="Times New Roman" w:hAnsi="Times New Roman" w:cs="Times New Roman"/>
+          <w:sz w:val="28"/>
+          <w:szCs w:val="28"/>
+          <w:lang w:val="ru-RU"/>
+        </w:rPr>
+        <w:t>_</w:t>
+      </w:r>
+      <w:r>
+        <w:rPr>
+          <w:rFonts w:ascii="Times New Roman" w:hAnsi="Times New Roman" w:cs="Times New Roman"/>
+          <w:sz w:val="28"/>
+          <w:szCs w:val="28"/>
+          <w:lang w:val="en-US"/>
+        </w:rPr>
+        <w:t>lib</w:t>
+      </w:r>
+      <w:r>
+        <w:rPr>
+          <w:rFonts w:ascii="Times New Roman" w:hAnsi="Times New Roman" w:cs="Times New Roman"/>
+          <w:sz w:val="28"/>
+          <w:szCs w:val="28"/>
+          <w:lang w:val="ru-RU"/>
+        </w:rPr>
+        <w:t xml:space="preserve"> </w:t>
+      </w:r>
+      <w:r>
+        <w:rPr>
+          <w:rFonts w:ascii="Times New Roman" w:hAnsi="Times New Roman" w:cs="Times New Roman"/>
+          <w:sz w:val="28"/>
+          <w:szCs w:val="28"/>
+          <w:lang w:val="ru-RU"/>
+        </w:rPr>
+        <w:t xml:space="preserve">получен с помощью </w:t>
+      </w:r>
+      <w:r>
+        <w:rPr>
+          <w:rFonts w:ascii="Times New Roman" w:hAnsi="Times New Roman" w:cs="Times New Roman"/>
+          <w:sz w:val="28"/>
+          <w:szCs w:val="28"/>
+          <w:lang w:val="ru-RU"/>
+        </w:rPr>
+        <w:lastRenderedPageBreak/>
+        <w:t xml:space="preserve">клонирования с удаленного репозитория, поэтому при индексации он не будет учитываться, то есть директория </w:t>
+      </w:r>
+      <w:r>
+        <w:rPr>
+          <w:rFonts w:ascii="Times New Roman" w:hAnsi="Times New Roman" w:cs="Times New Roman"/>
+          <w:sz w:val="28"/>
+          <w:szCs w:val="28"/>
+          <w:lang w:val="en-US"/>
+        </w:rPr>
+        <w:t>geometric</w:t>
+      </w:r>
+      <w:r>
+        <w:rPr>
+          <w:rFonts w:ascii="Times New Roman" w:hAnsi="Times New Roman" w:cs="Times New Roman"/>
+          <w:sz w:val="28"/>
+          <w:szCs w:val="28"/>
+          <w:lang w:val="ru-RU"/>
+        </w:rPr>
+        <w:t>_</w:t>
+      </w:r>
+      <w:r>
+        <w:rPr>
+          <w:rFonts w:ascii="Times New Roman" w:hAnsi="Times New Roman" w:cs="Times New Roman"/>
+          <w:sz w:val="28"/>
+          <w:szCs w:val="28"/>
+          <w:lang w:val="en-US"/>
+        </w:rPr>
+        <w:t>lib</w:t>
+      </w:r>
+      <w:r>
+        <w:rPr>
+          <w:rFonts w:ascii="Times New Roman" w:hAnsi="Times New Roman" w:cs="Times New Roman"/>
+          <w:sz w:val="28"/>
+          <w:szCs w:val="28"/>
+          <w:lang w:val="ru-RU"/>
+        </w:rPr>
+        <w:t xml:space="preserve"> </w:t>
+      </w:r>
+      <w:r>
+        <w:rPr>
+          <w:rFonts w:ascii="Times New Roman" w:hAnsi="Times New Roman" w:cs="Times New Roman"/>
+          <w:sz w:val="28"/>
+          <w:szCs w:val="28"/>
+          <w:lang w:val="ru-RU"/>
+        </w:rPr>
+        <w:t>будет пустой, если мы захотим её в будущем посмотреть, поэтому уберем её из индексации</w:t>
+      </w:r>
+    </w:p>
+    <w:p>
+      <w:pPr>
+        <w:rPr>
+          <w:rFonts w:ascii="Times New Roman" w:hAnsi="Times New Roman" w:cs="Times New Roman"/>
+          <w:sz w:val="28"/>
+          <w:szCs w:val="28"/>
+          <w:lang w:val="ru-RU"/>
+        </w:rPr>
+      </w:pPr>
+      <w:r>
+        <w:rPr>
+          <w:rFonts w:ascii="Times New Roman" w:hAnsi="Times New Roman" w:cs="Times New Roman"/>
+          <w:sz w:val="28"/>
+          <w:szCs w:val="28"/>
+          <w:lang w:val="ru-RU"/>
+        </w:rPr>
+        <w:drawing>
+          <wp:inline distT="0" distB="0" distL="0" distR="0" wp14:anchorId="3102A36B" wp14:editId="0016581B">
+            <wp:extent cx="4695825" cy="2481601"/>
+            <wp:effectExtent l="0" t="0" r="0" b="0"/>
+            <wp:docPr id="61" name="Рисунок 61"/>
+            <wp:cNvGraphicFramePr>
+              <a:graphicFrameLocks xmlns:a="http://schemas.openxmlformats.org/drawingml/2006/main" noChangeAspect="1"/>
+            </wp:cNvGraphicFramePr>
+            <a:graphic xmlns:a="http://schemas.openxmlformats.org/drawingml/2006/main">
+              <a:graphicData uri="http://schemas.openxmlformats.org/drawingml/2006/picture">
+                <pic:pic xmlns:pic="http://schemas.openxmlformats.org/drawingml/2006/picture">
+                  <pic:nvPicPr>
+                    <pic:cNvPr id="1" name=""/>
+                    <pic:cNvPicPr/>
+                  </pic:nvPicPr>
+                  <pic:blipFill>
+                    <a:blip r:embed="rId66"/>
+                    <a:stretch>
+                      <a:fillRect/>
+                    </a:stretch>
+                  </pic:blipFill>
+                  <pic:spPr>
+                    <a:xfrm>
+                      <a:off x="0" y="0"/>
+                      <a:ext cx="4701831" cy="2484775"/>
+                    </a:xfrm>
+                    <a:prstGeom prst="rect">
+                      <a:avLst/>
+                    </a:prstGeom>
+                  </pic:spPr>
+                </pic:pic>
+              </a:graphicData>
+            </a:graphic>
+          </wp:inline>
+        </w:drawing>
+      </w:r>
+    </w:p>
+    <w:p>
+      <w:pPr>
+        <w:rPr>
+          <w:rFonts w:ascii="Times New Roman" w:hAnsi="Times New Roman" w:cs="Times New Roman"/>
+          <w:sz w:val="28"/>
+          <w:szCs w:val="28"/>
+          <w:lang w:val="ru-RU"/>
+        </w:rPr>
+      </w:pPr>
+      <w:r>
+        <w:rPr>
+          <w:rFonts w:ascii="Times New Roman" w:hAnsi="Times New Roman" w:cs="Times New Roman"/>
+          <w:sz w:val="28"/>
+          <w:szCs w:val="28"/>
+          <w:lang w:val="ru-RU"/>
+        </w:rPr>
+        <w:drawing>
+          <wp:inline distT="0" distB="0" distL="0" distR="0" wp14:anchorId="5651E7D3" wp14:editId="26906B5D">
+            <wp:extent cx="4733925" cy="2981868"/>
+            <wp:effectExtent l="0" t="0" r="0" b="9525"/>
+            <wp:docPr id="62" name="Рисунок 62"/>
+            <wp:cNvGraphicFramePr>
+              <a:graphicFrameLocks xmlns:a="http://schemas.openxmlformats.org/drawingml/2006/main" noChangeAspect="1"/>
+            </wp:cNvGraphicFramePr>
+            <a:graphic xmlns:a="http://schemas.openxmlformats.org/drawingml/2006/main">
+              <a:graphicData uri="http://schemas.openxmlformats.org/drawingml/2006/picture">
+                <pic:pic xmlns:pic="http://schemas.openxmlformats.org/drawingml/2006/picture">
+                  <pic:nvPicPr>
+                    <pic:cNvPr id="1" name=""/>
+                    <pic:cNvPicPr/>
+                  </pic:nvPicPr>
+                  <pic:blipFill>
+                    <a:blip r:embed="rId67"/>
+                    <a:stretch>
+                      <a:fillRect/>
+                    </a:stretch>
+                  </pic:blipFill>
+                  <pic:spPr>
+                    <a:xfrm>
+                      <a:off x="0" y="0"/>
+                      <a:ext cx="4737471" cy="2984101"/>
+                    </a:xfrm>
+                    <a:prstGeom prst="rect">
+                      <a:avLst/>
+                    </a:prstGeom>
+                  </pic:spPr>
+                </pic:pic>
+              </a:graphicData>
+            </a:graphic>
+          </wp:inline>
+        </w:drawing>
+      </w:r>
+    </w:p>
+    <w:p>
+      <w:pPr>
+        <w:rPr>
+          <w:rFonts w:ascii="Times New Roman" w:hAnsi="Times New Roman" w:cs="Times New Roman"/>
+          <w:sz w:val="28"/>
+          <w:szCs w:val="28"/>
+          <w:lang w:val="ru-RU"/>
+        </w:rPr>
+      </w:pPr>
+      <w:r>
+        <w:rPr>
+          <w:rFonts w:ascii="Times New Roman" w:hAnsi="Times New Roman" w:cs="Times New Roman"/>
+          <w:sz w:val="28"/>
+          <w:szCs w:val="28"/>
+          <w:lang w:val="ru-RU"/>
+        </w:rPr>
+        <w:t xml:space="preserve">Сделаем коммит и запушим на удаленный репозиторий, уже просто с помощью команды </w:t>
+      </w:r>
+      <w:r>
+        <w:rPr>
+          <w:rFonts w:ascii="Times New Roman" w:hAnsi="Times New Roman" w:cs="Times New Roman"/>
+          <w:sz w:val="28"/>
+          <w:szCs w:val="28"/>
+          <w:lang w:val="en-US"/>
+        </w:rPr>
+        <w:t>git</w:t>
+      </w:r>
+      <w:r>
+        <w:rPr>
+          <w:rFonts w:ascii="Times New Roman" w:hAnsi="Times New Roman" w:cs="Times New Roman"/>
+          <w:sz w:val="28"/>
+          <w:szCs w:val="28"/>
+          <w:lang w:val="ru-RU"/>
+        </w:rPr>
+        <w:t xml:space="preserve"> </w:t>
+      </w:r>
+      <w:r>
+        <w:rPr>
+          <w:rFonts w:ascii="Times New Roman" w:hAnsi="Times New Roman" w:cs="Times New Roman"/>
+          <w:sz w:val="28"/>
+          <w:szCs w:val="28"/>
+          <w:lang w:val="en-US"/>
+        </w:rPr>
+        <w:t>push</w:t>
+      </w:r>
+      <w:r>
+        <w:rPr>
+          <w:rFonts w:ascii="Times New Roman" w:hAnsi="Times New Roman" w:cs="Times New Roman"/>
+          <w:sz w:val="28"/>
+          <w:szCs w:val="28"/>
+          <w:lang w:val="ru-RU"/>
+        </w:rPr>
+        <w:t>.</w:t>
+      </w:r>
+      <w:r>
+        <w:rPr>
+          <w:rFonts w:ascii="Times New Roman" w:hAnsi="Times New Roman" w:cs="Times New Roman"/>
+          <w:sz w:val="28"/>
+          <w:szCs w:val="28"/>
+          <w:lang w:val="ru-RU"/>
+        </w:rPr>
+        <w:t xml:space="preserve"> Теперь видно, что и локальная ветка, и удаленный репозиторий указывают на один и тот же коммит.</w:t>
+      </w:r>
+    </w:p>
+    <w:p>
+      <w:pPr>
+        <w:rPr>
+          <w:rFonts w:ascii="Times New Roman" w:hAnsi="Times New Roman" w:cs="Times New Roman"/>
+          <w:sz w:val="28"/>
+          <w:szCs w:val="28"/>
+          <w:lang w:val="en-US"/>
+        </w:rPr>
+      </w:pPr>
+      <w:r>
+        <w:rPr>
+          <w:rFonts w:ascii="Times New Roman" w:hAnsi="Times New Roman" w:cs="Times New Roman"/>
+          <w:sz w:val="28"/>
+          <w:szCs w:val="28"/>
+          <w:lang w:val="en-US"/>
+        </w:rPr>
+        <w:drawing>
+          <wp:inline distT="0" distB="0" distL="0" distR="0" wp14:anchorId="7B9C7E8D" wp14:editId="11900D07">
+            <wp:extent cx="4610100" cy="1242438"/>
+            <wp:effectExtent l="0" t="0" r="0" b="0"/>
+            <wp:docPr id="63" name="Рисунок 63"/>
+            <wp:cNvGraphicFramePr>
+              <a:graphicFrameLocks xmlns:a="http://schemas.openxmlformats.org/drawingml/2006/main" noChangeAspect="1"/>
+            </wp:cNvGraphicFramePr>
+            <a:graphic xmlns:a="http://schemas.openxmlformats.org/drawingml/2006/main">
+              <a:graphicData uri="http://schemas.openxmlformats.org/drawingml/2006/picture">
+                <pic:pic xmlns:pic="http://schemas.openxmlformats.org/drawingml/2006/picture">
+                  <pic:nvPicPr>
+                    <pic:cNvPr id="1" name=""/>
+                    <pic:cNvPicPr/>
+                  </pic:nvPicPr>
+                  <pic:blipFill>
+                    <a:blip r:embed="rId68"/>
+                    <a:stretch>
+                      <a:fillRect/>
+                    </a:stretch>
+                  </pic:blipFill>
+                  <pic:spPr>
+                    <a:xfrm>
+                      <a:off x="0" y="0"/>
+                      <a:ext cx="4626123" cy="1246756"/>
+                    </a:xfrm>
+                    <a:prstGeom prst="rect">
+                      <a:avLst/>
+                    </a:prstGeom>
+                  </pic:spPr>
+                </pic:pic>
+              </a:graphicData>
+            </a:graphic>
+          </wp:inline>
+        </w:drawing>
+      </w:r>
+    </w:p>
+    <w:p>
+      <w:pPr>
+        <w:rPr>
+          <w:rFonts w:ascii="Times New Roman" w:hAnsi="Times New Roman" w:cs="Times New Roman"/>
+          <w:sz w:val="28"/>
+          <w:szCs w:val="28"/>
+          <w:lang w:val="en-US"/>
+        </w:rPr>
+      </w:pPr>
+      <w:r>
+        <w:rPr>
+          <w:rFonts w:ascii="Times New Roman" w:hAnsi="Times New Roman" w:cs="Times New Roman"/>
+          <w:sz w:val="28"/>
+          <w:szCs w:val="28"/>
+          <w:lang w:val="en-US"/>
+        </w:rPr>
+        <w:t>5.c</w:t>
+      </w:r>
+    </w:p>
+    <w:p>
+      <w:pPr>
+        <w:rPr>
+          <w:rFonts w:ascii="Times New Roman" w:hAnsi="Times New Roman" w:cs="Times New Roman"/>
+          <w:sz w:val="28"/>
+          <w:szCs w:val="28"/>
+          <w:lang w:val="en-US"/>
+        </w:rPr>
+      </w:pPr>
+      <w:r>
+        <w:rPr>
+          <w:rFonts w:ascii="Times New Roman" w:hAnsi="Times New Roman" w:cs="Times New Roman"/>
+          <w:sz w:val="28"/>
+          <w:szCs w:val="28"/>
+          <w:lang w:val="en-US"/>
+        </w:rPr>
+        <w:lastRenderedPageBreak/>
+        <w:drawing>
+          <wp:inline distT="0" distB="0" distL="0" distR="0" wp14:anchorId="7535AEFE" wp14:editId="278735D8">
+            <wp:extent cx="5353797" cy="2048161"/>
+            <wp:effectExtent l="0" t="0" r="0" b="9525"/>
+            <wp:docPr id="64" name="Рисунок 64"/>
+            <wp:cNvGraphicFramePr>
+              <a:graphicFrameLocks xmlns:a="http://schemas.openxmlformats.org/drawingml/2006/main" noChangeAspect="1"/>
+            </wp:cNvGraphicFramePr>
+            <a:graphic xmlns:a="http://schemas.openxmlformats.org/drawingml/2006/main">
+              <a:graphicData uri="http://schemas.openxmlformats.org/drawingml/2006/picture">
+                <pic:pic xmlns:pic="http://schemas.openxmlformats.org/drawingml/2006/picture">
+                  <pic:nvPicPr>
+                    <pic:cNvPr id="1" name=""/>
+                    <pic:cNvPicPr/>
+                  </pic:nvPicPr>
+                  <pic:blipFill>
+                    <a:blip r:embed="rId69"/>
+                    <a:stretch>
+                      <a:fillRect/>
+                    </a:stretch>
+                  </pic:blipFill>
+                  <pic:spPr>
+                    <a:xfrm>
+                      <a:off x="0" y="0"/>
+                      <a:ext cx="5353797" cy="2048161"/>
+                    </a:xfrm>
+                    <a:prstGeom prst="rect">
+                      <a:avLst/>
+                    </a:prstGeom>
+                  </pic:spPr>
+                </pic:pic>
+              </a:graphicData>
+            </a:graphic>
+          </wp:inline>
+        </w:drawing>
+      </w:r>
+      <w:r>
+        <w:rPr>
+          <w:rFonts w:ascii="Times New Roman" w:hAnsi="Times New Roman" w:cs="Times New Roman"/>
+          <w:sz w:val="28"/>
+          <w:szCs w:val="28"/>
+          <w:lang w:val="en-US"/>
+        </w:rPr>
+        <w:drawing>
+          <wp:inline distT="0" distB="0" distL="0" distR="0" wp14:anchorId="5E7F6CF4" wp14:editId="5983C281">
+            <wp:extent cx="5372850" cy="1752845"/>
+            <wp:effectExtent l="0" t="0" r="0" b="0"/>
+            <wp:docPr id="65" name="Рисунок 65"/>
+            <wp:cNvGraphicFramePr>
+              <a:graphicFrameLocks xmlns:a="http://schemas.openxmlformats.org/drawingml/2006/main" noChangeAspect="1"/>
+            </wp:cNvGraphicFramePr>
+            <a:graphic xmlns:a="http://schemas.openxmlformats.org/drawingml/2006/main">
+              <a:graphicData uri="http://schemas.openxmlformats.org/drawingml/2006/picture">
+                <pic:pic xmlns:pic="http://schemas.openxmlformats.org/drawingml/2006/picture">
+                  <pic:nvPicPr>
+                    <pic:cNvPr id="1" name=""/>
+                    <pic:cNvPicPr/>
+                  </pic:nvPicPr>
+                  <pic:blipFill>
+                    <a:blip r:embed="rId70"/>
+                    <a:stretch>
+                      <a:fillRect/>
+                    </a:stretch>
+                  </pic:blipFill>
+                  <pic:spPr>
+                    <a:xfrm>
+                      <a:off x="0" y="0"/>
+                      <a:ext cx="5372850" cy="1752845"/>
+                    </a:xfrm>
+                    <a:prstGeom prst="rect">
+                      <a:avLst/>
+                    </a:prstGeom>
+                  </pic:spPr>
+                </pic:pic>
+              </a:graphicData>
+            </a:graphic>
+          </wp:inline>
+        </w:drawing>
+      </w:r>
+    </w:p>
+    <w:p>
+      <w:pPr>
+        <w:rPr>
+          <w:rFonts w:ascii="Times New Roman" w:hAnsi="Times New Roman" w:cs="Times New Roman"/>
+          <w:sz w:val="28"/>
+          <w:szCs w:val="28"/>
+          <w:lang w:val="en-US"/>
+        </w:rPr>
+      </w:pPr>
+      <w:r>
+        <w:rPr>
+          <w:rFonts w:ascii="Times New Roman" w:hAnsi="Times New Roman" w:cs="Times New Roman"/>
+          <w:sz w:val="28"/>
+          <w:szCs w:val="28"/>
+          <w:lang w:val="en-US"/>
+        </w:rPr>
+        <w:t>5.d</w:t>
+      </w:r>
+    </w:p>
+    <w:p>
+      <w:pPr>
+        <w:rPr>
+          <w:rFonts w:ascii="Times New Roman" w:hAnsi="Times New Roman" w:cs="Times New Roman"/>
+          <w:sz w:val="28"/>
+          <w:szCs w:val="28"/>
+          <w:lang w:val="en-US"/>
+        </w:rPr>
+      </w:pPr>
+      <w:r>
+        <w:rPr>
+          <w:rFonts w:ascii="Times New Roman" w:hAnsi="Times New Roman" w:cs="Times New Roman"/>
+          <w:sz w:val="28"/>
+          <w:szCs w:val="28"/>
+          <w:lang w:val="ru-RU"/>
+        </w:rPr>
+        <w:t xml:space="preserve">Чтобы переименовать удаленный репозиторий используем команду </w:t>
+      </w:r>
+      <w:r>
+        <w:rPr>
+          <w:rFonts w:ascii="Times New Roman" w:hAnsi="Times New Roman" w:cs="Times New Roman"/>
+          <w:sz w:val="28"/>
+          <w:szCs w:val="28"/>
+          <w:lang w:val="en-US"/>
+        </w:rPr>
+        <w:t>git</w:t>
+      </w:r>
+      <w:r>
+        <w:rPr>
+          <w:rFonts w:ascii="Times New Roman" w:hAnsi="Times New Roman" w:cs="Times New Roman"/>
+          <w:sz w:val="28"/>
+          <w:szCs w:val="28"/>
+          <w:lang w:val="ru-RU"/>
+        </w:rPr>
+        <w:t xml:space="preserve"> </w:t>
+      </w:r>
+      <w:r>
+        <w:rPr>
+          <w:rFonts w:ascii="Times New Roman" w:hAnsi="Times New Roman" w:cs="Times New Roman"/>
+          <w:sz w:val="28"/>
+          <w:szCs w:val="28"/>
+          <w:lang w:val="en-US"/>
+        </w:rPr>
+        <w:t>remote</w:t>
+      </w:r>
+      <w:r>
+        <w:rPr>
+          <w:rFonts w:ascii="Times New Roman" w:hAnsi="Times New Roman" w:cs="Times New Roman"/>
+          <w:sz w:val="28"/>
+          <w:szCs w:val="28"/>
+          <w:lang w:val="ru-RU"/>
+        </w:rPr>
+        <w:t xml:space="preserve"> </w:t>
+      </w:r>
+      <w:r>
+        <w:rPr>
+          <w:rFonts w:ascii="Times New Roman" w:hAnsi="Times New Roman" w:cs="Times New Roman"/>
+          <w:sz w:val="28"/>
+          <w:szCs w:val="28"/>
+          <w:lang w:val="en-US"/>
+        </w:rPr>
+        <w:t>rename</w:t>
+      </w:r>
+      <w:r>
+        <w:rPr>
+          <w:rFonts w:ascii="Times New Roman" w:hAnsi="Times New Roman" w:cs="Times New Roman"/>
+          <w:sz w:val="28"/>
+          <w:szCs w:val="28"/>
+          <w:lang w:val="ru-RU"/>
+        </w:rPr>
+        <w:t xml:space="preserve"> “</w:t>
+      </w:r>
+      <w:r>
+        <w:rPr>
+          <w:rFonts w:ascii="Times New Roman" w:hAnsi="Times New Roman" w:cs="Times New Roman"/>
+          <w:sz w:val="28"/>
+          <w:szCs w:val="28"/>
+          <w:lang w:val="en-US"/>
+        </w:rPr>
+        <w:t>old</w:t>
+      </w:r>
+      <w:r>
+        <w:rPr>
+          <w:rFonts w:ascii="Times New Roman" w:hAnsi="Times New Roman" w:cs="Times New Roman"/>
+          <w:sz w:val="28"/>
+          <w:szCs w:val="28"/>
+          <w:lang w:val="ru-RU"/>
+        </w:rPr>
+        <w:t>_</w:t>
+      </w:r>
+      <w:r>
+        <w:rPr>
+          <w:rFonts w:ascii="Times New Roman" w:hAnsi="Times New Roman" w:cs="Times New Roman"/>
+          <w:sz w:val="28"/>
+          <w:szCs w:val="28"/>
+          <w:lang w:val="en-US"/>
+        </w:rPr>
+        <w:t>name</w:t>
+      </w:r>
+      <w:r>
+        <w:rPr>
+          <w:rFonts w:ascii="Times New Roman" w:hAnsi="Times New Roman" w:cs="Times New Roman"/>
+          <w:sz w:val="28"/>
+          <w:szCs w:val="28"/>
+          <w:lang w:val="ru-RU"/>
+        </w:rPr>
+        <w:t>” “</w:t>
+      </w:r>
+      <w:r>
+        <w:rPr>
+          <w:rFonts w:ascii="Times New Roman" w:hAnsi="Times New Roman" w:cs="Times New Roman"/>
+          <w:sz w:val="28"/>
+          <w:szCs w:val="28"/>
+          <w:lang w:val="en-US"/>
+        </w:rPr>
+        <w:t>new</w:t>
+      </w:r>
+      <w:r>
+        <w:rPr>
+          <w:rFonts w:ascii="Times New Roman" w:hAnsi="Times New Roman" w:cs="Times New Roman"/>
+          <w:sz w:val="28"/>
+          <w:szCs w:val="28"/>
+          <w:lang w:val="ru-RU"/>
+        </w:rPr>
+        <w:t>_</w:t>
+      </w:r>
+      <w:r>
+        <w:rPr>
+          <w:rFonts w:ascii="Times New Roman" w:hAnsi="Times New Roman" w:cs="Times New Roman"/>
+          <w:sz w:val="28"/>
+          <w:szCs w:val="28"/>
+          <w:lang w:val="en-US"/>
+        </w:rPr>
+        <w:t>name</w:t>
+      </w:r>
+      <w:r>
+        <w:rPr>
+          <w:rFonts w:ascii="Times New Roman" w:hAnsi="Times New Roman" w:cs="Times New Roman"/>
+          <w:sz w:val="28"/>
+          <w:szCs w:val="28"/>
+          <w:lang w:val="ru-RU"/>
+        </w:rPr>
+        <w:t>”</w:t>
+      </w:r>
+    </w:p>
+    <w:p>
+      <w:pPr>
+        <w:rPr>
+          <w:rFonts w:ascii="Times New Roman" w:hAnsi="Times New Roman" w:cs="Times New Roman"/>
+          <w:sz w:val="28"/>
+          <w:szCs w:val="28"/>
+          <w:lang w:val="en-US"/>
+        </w:rPr>
+      </w:pPr>
+      <w:r>
+        <w:rPr>
+          <w:rFonts w:ascii="Times New Roman" w:hAnsi="Times New Roman" w:cs="Times New Roman"/>
+          <w:sz w:val="28"/>
+          <w:szCs w:val="28"/>
+          <w:lang w:val="en-US"/>
+        </w:rPr>
+        <w:drawing>
+          <wp:inline distT="0" distB="0" distL="0" distR="0" wp14:anchorId="550EF526" wp14:editId="39DF8527">
+            <wp:extent cx="5039428" cy="352474"/>
+            <wp:effectExtent l="0" t="0" r="8890" b="9525"/>
+            <wp:docPr id="66" name="Рисунок 66"/>
+            <wp:cNvGraphicFramePr>
+              <a:graphicFrameLocks xmlns:a="http://schemas.openxmlformats.org/drawingml/2006/main" noChangeAspect="1"/>
+            </wp:cNvGraphicFramePr>
+            <a:graphic xmlns:a="http://schemas.openxmlformats.org/drawingml/2006/main">
+              <a:graphicData uri="http://schemas.openxmlformats.org/drawingml/2006/picture">
+                <pic:pic xmlns:pic="http://schemas.openxmlformats.org/drawingml/2006/picture">
+                  <pic:nvPicPr>
+                    <pic:cNvPr id="1" name=""/>
+                    <pic:cNvPicPr/>
+                  </pic:nvPicPr>
+                  <pic:blipFill>
+                    <a:blip r:embed="rId71"/>
+                    <a:stretch>
+                      <a:fillRect/>
+                    </a:stretch>
+                  </pic:blipFill>
+                  <pic:spPr>
+                    <a:xfrm>
+                      <a:off x="0" y="0"/>
+                      <a:ext cx="5039428" cy="352474"/>
+                    </a:xfrm>
+                    <a:prstGeom prst="rect">
+                      <a:avLst/>
+                    </a:prstGeom>
+                  </pic:spPr>
+                </pic:pic>
+              </a:graphicData>
+            </a:graphic>
+          </wp:inline>
+        </w:drawing>
+      </w:r>
+      <w:r>
+        <w:rPr>
+          <w:rFonts w:ascii="Times New Roman" w:hAnsi="Times New Roman" w:cs="Times New Roman"/>
+          <w:sz w:val="28"/>
+          <w:szCs w:val="28"/>
+          <w:lang w:val="en-US"/>
+        </w:rPr>
+        <w:drawing>
+          <wp:inline distT="0" distB="0" distL="0" distR="0" wp14:anchorId="51ACFCB0" wp14:editId="7466D103">
+            <wp:extent cx="5039428" cy="457264"/>
+            <wp:effectExtent l="0" t="0" r="0" b="0"/>
+            <wp:docPr id="67" name="Рисунок 67"/>
+            <wp:cNvGraphicFramePr>
+              <a:graphicFrameLocks xmlns:a="http://schemas.openxmlformats.org/drawingml/2006/main" noChangeAspect="1"/>
+            </wp:cNvGraphicFramePr>
+            <a:graphic xmlns:a="http://schemas.openxmlformats.org/drawingml/2006/main">
+              <a:graphicData uri="http://schemas.openxmlformats.org/drawingml/2006/picture">
+                <pic:pic xmlns:pic="http://schemas.openxmlformats.org/drawingml/2006/picture">
+                  <pic:nvPicPr>
+                    <pic:cNvPr id="1" name=""/>
+                    <pic:cNvPicPr/>
+                  </pic:nvPicPr>
+                  <pic:blipFill>
+                    <a:blip r:embed="rId72"/>
+                    <a:stretch>
+                      <a:fillRect/>
+                    </a:stretch>
+                  </pic:blipFill>
+                  <pic:spPr>
+                    <a:xfrm>
+                      <a:off x="0" y="0"/>
+                      <a:ext cx="5039428" cy="457264"/>
+                    </a:xfrm>
+                    <a:prstGeom prst="rect">
+                      <a:avLst/>
+                    </a:prstGeom>
+                  </pic:spPr>
+                </pic:pic>
+              </a:graphicData>
+            </a:graphic>
+          </wp:inline>
+        </w:drawing>
+      </w:r>
+    </w:p>
+    <w:p>
+      <w:pPr>
+        <w:rPr>
+          <w:rFonts w:ascii="Times New Roman" w:hAnsi="Times New Roman" w:cs="Times New Roman"/>
+          <w:sz w:val="28"/>
+          <w:szCs w:val="28"/>
+          <w:lang w:val="en-US"/>
+        </w:rPr>
+      </w:pPr>
+      <w:r>
+        <w:rPr>
+          <w:rFonts w:ascii="Times New Roman" w:hAnsi="Times New Roman" w:cs="Times New Roman"/>
+          <w:sz w:val="28"/>
+          <w:szCs w:val="28"/>
+          <w:lang w:val="en-US"/>
+        </w:rPr>
+        <w:t>5.e</w:t>
+      </w:r>
+    </w:p>
+    <w:p>
+      <w:pPr>
+        <w:rPr>
+          <w:rFonts w:ascii="Times New Roman" w:hAnsi="Times New Roman" w:cs="Times New Roman"/>
+          <w:sz w:val="28"/>
+          <w:szCs w:val="28"/>
+          <w:lang w:val="ru-RU"/>
+        </w:rPr>
+      </w:pPr>
+      <w:r>
+        <w:rPr>
+          <w:rFonts w:ascii="Times New Roman" w:hAnsi="Times New Roman" w:cs="Times New Roman"/>
+          <w:sz w:val="28"/>
+          <w:szCs w:val="28"/>
+          <w:lang w:val="ru-RU"/>
+        </w:rPr>
+        <w:t>Для наглядности добавим новый файл в удаленный репозиторий через сам удаленный репозиторий, не изменяя локальный</w:t>
+      </w:r>
+      <w:r>
+        <w:rPr>
+          <w:rFonts w:ascii="Times New Roman" w:hAnsi="Times New Roman" w:cs="Times New Roman"/>
+          <w:sz w:val="28"/>
+          <w:szCs w:val="28"/>
+          <w:lang w:val="ru-RU"/>
+        </w:rPr>
+        <w:t xml:space="preserve"> </w:t>
+      </w:r>
+      <w:r>
+        <w:rPr>
+          <w:rFonts w:ascii="Times New Roman" w:hAnsi="Times New Roman" w:cs="Times New Roman"/>
+          <w:sz w:val="28"/>
+          <w:szCs w:val="28"/>
+          <w:lang w:val="ru-RU"/>
+        </w:rPr>
+        <w:t>и сделаем коммит</w:t>
+      </w:r>
+      <w:r>
+        <w:rPr>
+          <w:rFonts w:ascii="Times New Roman" w:hAnsi="Times New Roman" w:cs="Times New Roman"/>
+          <w:sz w:val="28"/>
+          <w:szCs w:val="28"/>
+          <w:lang w:val="ru-RU"/>
+        </w:rPr>
+        <w:drawing>
+          <wp:inline distT="0" distB="0" distL="0" distR="0" wp14:anchorId="3A6BF488" wp14:editId="2CC507AA">
+            <wp:extent cx="5940425" cy="1541780"/>
+            <wp:effectExtent l="0" t="0" r="3175" b="1270"/>
+            <wp:docPr id="72" name="Рисунок 72"/>
+            <wp:cNvGraphicFramePr>
+              <a:graphicFrameLocks xmlns:a="http://schemas.openxmlformats.org/drawingml/2006/main" noChangeAspect="1"/>
+            </wp:cNvGraphicFramePr>
+            <a:graphic xmlns:a="http://schemas.openxmlformats.org/drawingml/2006/main">
+              <a:graphicData uri="http://schemas.openxmlformats.org/drawingml/2006/picture">
+                <pic:pic xmlns:pic="http://schemas.openxmlformats.org/drawingml/2006/picture">
+                  <pic:nvPicPr>
+                    <pic:cNvPr id="1" name=""/>
+                    <pic:cNvPicPr/>
+                  </pic:nvPicPr>
+                  <pic:blipFill>
+                    <a:blip r:embed="rId73"/>
+                    <a:stretch>
+                      <a:fillRect/>
+                    </a:stretch>
+                  </pic:blipFill>
+                  <pic:spPr>
+                    <a:xfrm>
+                      <a:off x="0" y="0"/>
+                      <a:ext cx="5940425" cy="1541780"/>
+                    </a:xfrm>
+                    <a:prstGeom prst="rect">
+                      <a:avLst/>
+                    </a:prstGeom>
+                  </pic:spPr>
+                </pic:pic>
+              </a:graphicData>
+            </a:graphic>
+          </wp:inline>
+        </w:drawing>
+      </w:r>
+      <w:r>
+        <w:rPr>
+          <w:rFonts w:ascii="Times New Roman" w:hAnsi="Times New Roman" w:cs="Times New Roman"/>
+          <w:sz w:val="28"/>
+          <w:szCs w:val="28"/>
+          <w:lang w:val="ru-RU"/>
+        </w:rPr>
+        <w:t xml:space="preserve">Теперь выполним </w:t>
+      </w:r>
+      <w:r>
+        <w:rPr>
+          <w:rFonts w:ascii="Times New Roman" w:hAnsi="Times New Roman" w:cs="Times New Roman"/>
+          <w:sz w:val="28"/>
+          <w:szCs w:val="28"/>
+          <w:lang w:val="en-US"/>
+        </w:rPr>
+        <w:t>git</w:t>
+      </w:r>
+      <w:r>
+        <w:rPr>
+          <w:rFonts w:ascii="Times New Roman" w:hAnsi="Times New Roman" w:cs="Times New Roman"/>
+          <w:sz w:val="28"/>
+          <w:szCs w:val="28"/>
+          <w:lang w:val="ru-RU"/>
+        </w:rPr>
+        <w:t xml:space="preserve"> </w:t>
+      </w:r>
+      <w:r>
+        <w:rPr>
+          <w:rFonts w:ascii="Times New Roman" w:hAnsi="Times New Roman" w:cs="Times New Roman"/>
+          <w:sz w:val="28"/>
+          <w:szCs w:val="28"/>
+          <w:lang w:val="en-US"/>
+        </w:rPr>
+        <w:t>pull</w:t>
+      </w:r>
+      <w:r>
+        <w:rPr>
+          <w:rFonts w:ascii="Times New Roman" w:hAnsi="Times New Roman" w:cs="Times New Roman"/>
+          <w:sz w:val="28"/>
+          <w:szCs w:val="28"/>
+          <w:lang w:val="ru-RU"/>
+        </w:rPr>
+        <w:t xml:space="preserve">, </w:t>
+      </w:r>
+      <w:r>
+        <w:rPr>
+          <w:rFonts w:ascii="Times New Roman" w:hAnsi="Times New Roman" w:cs="Times New Roman"/>
+          <w:sz w:val="28"/>
+          <w:szCs w:val="28"/>
+          <w:lang w:val="ru-RU"/>
+        </w:rPr>
+        <w:t xml:space="preserve">чтобы получить изменения с удаленного репозитория </w:t>
+      </w:r>
+      <w:r>
+        <w:rPr>
+          <w:rFonts w:ascii="Times New Roman" w:hAnsi="Times New Roman" w:cs="Times New Roman"/>
+          <w:sz w:val="28"/>
+          <w:szCs w:val="28"/>
+          <w:lang w:val="ru-RU"/>
+        </w:rPr>
+        <w:tab/>
+      </w:r>
+    </w:p>
+    <w:p>
+      <w:pPr>
+        <w:rPr>
+          <w:rFonts w:ascii="Times New Roman" w:hAnsi="Times New Roman" w:cs="Times New Roman"/>
+          <w:sz w:val="28"/>
+          <w:szCs w:val="28"/>
+          <w:lang w:val="en-US"/>
+        </w:rPr>
+      </w:pPr>
+      <w:r>
+        <w:rPr>
+          <w:rFonts w:ascii="Times New Roman" w:hAnsi="Times New Roman" w:cs="Times New Roman"/>
+          <w:sz w:val="28"/>
+          <w:szCs w:val="28"/>
+          <w:lang w:val="en-US"/>
+        </w:rPr>
+        <w:lastRenderedPageBreak/>
+        <w:drawing>
+          <wp:inline distT="0" distB="0" distL="0" distR="0" wp14:anchorId="02579B09" wp14:editId="75E35B4B">
+            <wp:extent cx="4791744" cy="1905266"/>
+            <wp:effectExtent l="0" t="0" r="8890" b="0"/>
+            <wp:docPr id="73" name="Рисунок 73"/>
+            <wp:cNvGraphicFramePr>
+              <a:graphicFrameLocks xmlns:a="http://schemas.openxmlformats.org/drawingml/2006/main" noChangeAspect="1"/>
+            </wp:cNvGraphicFramePr>
+            <a:graphic xmlns:a="http://schemas.openxmlformats.org/drawingml/2006/main">
+              <a:graphicData uri="http://schemas.openxmlformats.org/drawingml/2006/picture">
+                <pic:pic xmlns:pic="http://schemas.openxmlformats.org/drawingml/2006/picture">
+                  <pic:nvPicPr>
+                    <pic:cNvPr id="1" name=""/>
+                    <pic:cNvPicPr/>
+                  </pic:nvPicPr>
+                  <pic:blipFill>
+                    <a:blip r:embed="rId74"/>
+                    <a:stretch>
+                      <a:fillRect/>
+                    </a:stretch>
+                  </pic:blipFill>
+                  <pic:spPr>
+                    <a:xfrm>
+                      <a:off x="0" y="0"/>
+                      <a:ext cx="4791744" cy="1905266"/>
+                    </a:xfrm>
+                    <a:prstGeom prst="rect">
+                      <a:avLst/>
+                    </a:prstGeom>
+                  </pic:spPr>
+                </pic:pic>
+              </a:graphicData>
+            </a:graphic>
+          </wp:inline>
+        </w:drawing>
+      </w:r>
+    </w:p>
+    <w:p>
+      <w:pPr>
+        <w:rPr>
+          <w:rFonts w:ascii="Times New Roman" w:hAnsi="Times New Roman" w:cs="Times New Roman"/>
+          <w:sz w:val="28"/>
+          <w:szCs w:val="28"/>
+          <w:lang w:val="en-US"/>
+        </w:rPr>
+      </w:pPr>
+      <w:r>
+        <w:rPr>
+          <w:rFonts w:ascii="Times New Roman" w:hAnsi="Times New Roman" w:cs="Times New Roman"/>
+          <w:sz w:val="28"/>
+          <w:szCs w:val="28"/>
+          <w:lang w:val="en-US"/>
+        </w:rPr>
+        <w:drawing>
+          <wp:inline distT="0" distB="0" distL="0" distR="0" wp14:anchorId="7D1EFEBB" wp14:editId="291F520F">
+            <wp:extent cx="4991797" cy="771633"/>
+            <wp:effectExtent l="0" t="0" r="0" b="9525"/>
+            <wp:docPr id="74" name="Рисунок 74"/>
+            <wp:cNvGraphicFramePr>
+              <a:graphicFrameLocks xmlns:a="http://schemas.openxmlformats.org/drawingml/2006/main" noChangeAspect="1"/>
+            </wp:cNvGraphicFramePr>
+            <a:graphic xmlns:a="http://schemas.openxmlformats.org/drawingml/2006/main">
+              <a:graphicData uri="http://schemas.openxmlformats.org/drawingml/2006/picture">
+                <pic:pic xmlns:pic="http://schemas.openxmlformats.org/drawingml/2006/picture">
+                  <pic:nvPicPr>
+                    <pic:cNvPr id="1" name=""/>
+                    <pic:cNvPicPr/>
+                  </pic:nvPicPr>
+                  <pic:blipFill>
+                    <a:blip r:embed="rId75"/>
+                    <a:stretch>
+                      <a:fillRect/>
+                    </a:stretch>
+                  </pic:blipFill>
+                  <pic:spPr>
+                    <a:xfrm>
+                      <a:off x="0" y="0"/>
+                      <a:ext cx="4991797" cy="771633"/>
+                    </a:xfrm>
+                    <a:prstGeom prst="rect">
+                      <a:avLst/>
+                    </a:prstGeom>
+                  </pic:spPr>
+                </pic:pic>
+              </a:graphicData>
+            </a:graphic>
+          </wp:inline>
+        </w:drawing>
+      </w:r>
+    </w:p>
+    <w:p>
+      <w:pPr>
+        <w:rPr>
+          <w:rFonts w:ascii="Times New Roman" w:hAnsi="Times New Roman" w:cs="Times New Roman"/>
+          <w:sz w:val="28"/>
+          <w:szCs w:val="28"/>
+          <w:lang w:val="en-US"/>
+        </w:rPr>
+      </w:pPr>
+      <w:r>
+        <w:rPr>
+          <w:rFonts w:ascii="Times New Roman" w:hAnsi="Times New Roman" w:cs="Times New Roman"/>
+          <w:sz w:val="28"/>
+          <w:szCs w:val="28"/>
+          <w:lang w:val="en-US"/>
+        </w:rPr>
+        <w:drawing>
+          <wp:inline distT="0" distB="0" distL="0" distR="0" wp14:anchorId="35438D3A" wp14:editId="7B8DC58E">
+            <wp:extent cx="5353797" cy="1648055"/>
+            <wp:effectExtent l="0" t="0" r="0" b="9525"/>
+            <wp:docPr id="75" name="Рисунок 75"/>
+            <wp:cNvGraphicFramePr>
+              <a:graphicFrameLocks xmlns:a="http://schemas.openxmlformats.org/drawingml/2006/main" noChangeAspect="1"/>
+            </wp:cNvGraphicFramePr>
+            <a:graphic xmlns:a="http://schemas.openxmlformats.org/drawingml/2006/main">
+              <a:graphicData uri="http://schemas.openxmlformats.org/drawingml/2006/picture">
+                <pic:pic xmlns:pic="http://schemas.openxmlformats.org/drawingml/2006/picture">
+                  <pic:nvPicPr>
+                    <pic:cNvPr id="1" name=""/>
+                    <pic:cNvPicPr/>
+                  </pic:nvPicPr>
+                  <pic:blipFill>
+                    <a:blip r:embed="rId76"/>
+                    <a:stretch>
+                      <a:fillRect/>
+                    </a:stretch>
+                  </pic:blipFill>
+                  <pic:spPr>
+                    <a:xfrm>
+                      <a:off x="0" y="0"/>
+                      <a:ext cx="5353797" cy="1648055"/>
+                    </a:xfrm>
+                    <a:prstGeom prst="rect">
+                      <a:avLst/>
+                    </a:prstGeom>
+                  </pic:spPr>
+                </pic:pic>
+              </a:graphicData>
+            </a:graphic>
+          </wp:inline>
+        </w:drawing>
+      </w:r>
+    </w:p>
+    <w:p>
+      <w:pPr>
+        <w:rPr>
+          <w:rFonts w:ascii="Times New Roman" w:hAnsi="Times New Roman" w:cs="Times New Roman"/>
+          <w:sz w:val="28"/>
+          <w:szCs w:val="28"/>
+          <w:lang w:val="en-US"/>
+        </w:rPr>
+      </w:pPr>
+      <w:r>
+        <w:rPr>
+          <w:rFonts w:ascii="Times New Roman" w:hAnsi="Times New Roman" w:cs="Times New Roman"/>
+          <w:sz w:val="28"/>
+          <w:szCs w:val="28"/>
+          <w:lang w:val="en-US"/>
+        </w:rPr>
+        <w:t>5.f</w:t>
+      </w:r>
+    </w:p>
+    <w:p>
+      <w:pPr>
+        <w:rPr>
+          <w:rFonts w:ascii="Times New Roman" w:hAnsi="Times New Roman" w:cs="Times New Roman"/>
+          <w:sz w:val="28"/>
+          <w:szCs w:val="28"/>
+          <w:lang w:val="ru-RU"/>
+        </w:rPr>
+      </w:pPr>
+      <w:r>
+        <w:rPr>
+          <w:rFonts w:ascii="Times New Roman" w:hAnsi="Times New Roman" w:cs="Times New Roman"/>
+          <w:sz w:val="28"/>
+          <w:szCs w:val="28"/>
+          <w:lang w:val="ru-RU"/>
+        </w:rPr>
+        <w:t xml:space="preserve">Чтобы посмотреть изменения удаленного репозитория, то есть коммиты, используем команду </w:t>
+      </w:r>
+      <w:r>
+        <w:rPr>
+          <w:rFonts w:ascii="Times New Roman" w:hAnsi="Times New Roman" w:cs="Times New Roman"/>
+          <w:sz w:val="28"/>
+          <w:szCs w:val="28"/>
+          <w:lang w:val="en-US"/>
+        </w:rPr>
+        <w:t>git</w:t>
+      </w:r>
+      <w:r>
+        <w:rPr>
+          <w:rFonts w:ascii="Times New Roman" w:hAnsi="Times New Roman" w:cs="Times New Roman"/>
+          <w:sz w:val="28"/>
+          <w:szCs w:val="28"/>
+          <w:lang w:val="ru-RU"/>
+        </w:rPr>
+        <w:t xml:space="preserve"> </w:t>
+      </w:r>
+      <w:r>
+        <w:rPr>
+          <w:rFonts w:ascii="Times New Roman" w:hAnsi="Times New Roman" w:cs="Times New Roman"/>
+          <w:sz w:val="28"/>
+          <w:szCs w:val="28"/>
+          <w:lang w:val="en-US"/>
+        </w:rPr>
+        <w:t>log</w:t>
+      </w:r>
+      <w:r>
+        <w:rPr>
+          <w:rFonts w:ascii="Times New Roman" w:hAnsi="Times New Roman" w:cs="Times New Roman"/>
+          <w:sz w:val="28"/>
+          <w:szCs w:val="28"/>
+          <w:lang w:val="ru-RU"/>
+        </w:rPr>
+        <w:t xml:space="preserve"> </w:t>
+      </w:r>
+      <w:r>
+        <w:rPr>
+          <w:rFonts w:ascii="Times New Roman" w:hAnsi="Times New Roman" w:cs="Times New Roman"/>
+          <w:sz w:val="28"/>
+          <w:szCs w:val="28"/>
+          <w:lang w:val="ru-RU"/>
+        </w:rPr>
+        <w:t>и укажем наш удаленный репозиторий и ветку, которую хотим посмотреть</w:t>
+      </w:r>
+    </w:p>
+    <w:p>
+      <w:pPr>
+        <w:rPr>
+          <w:rFonts w:ascii="Times New Roman" w:hAnsi="Times New Roman" w:cs="Times New Roman"/>
+          <w:sz w:val="28"/>
+          <w:szCs w:val="28"/>
+          <w:lang w:val="ru-RU"/>
+        </w:rPr>
+      </w:pPr>
+      <w:r>
+        <w:rPr>
+          <w:rFonts w:ascii="Times New Roman" w:hAnsi="Times New Roman" w:cs="Times New Roman"/>
+          <w:sz w:val="28"/>
+          <w:szCs w:val="28"/>
+          <w:lang w:val="ru-RU"/>
+        </w:rPr>
+        <w:drawing>
+          <wp:inline distT="0" distB="0" distL="0" distR="0" wp14:anchorId="36262D74" wp14:editId="71AA91AE">
+            <wp:extent cx="5372850" cy="1886213"/>
+            <wp:effectExtent l="0" t="0" r="0" b="0"/>
+            <wp:docPr id="76" name="Рисунок 76"/>
+            <wp:cNvGraphicFramePr>
+              <a:graphicFrameLocks xmlns:a="http://schemas.openxmlformats.org/drawingml/2006/main" noChangeAspect="1"/>
+            </wp:cNvGraphicFramePr>
+            <a:graphic xmlns:a="http://schemas.openxmlformats.org/drawingml/2006/main">
+              <a:graphicData uri="http://schemas.openxmlformats.org/drawingml/2006/picture">
+                <pic:pic xmlns:pic="http://schemas.openxmlformats.org/drawingml/2006/picture">
+                  <pic:nvPicPr>
+                    <pic:cNvPr id="1" name=""/>
+                    <pic:cNvPicPr/>
+                  </pic:nvPicPr>
+                  <pic:blipFill>
+                    <a:blip r:embed="rId77"/>
+                    <a:stretch>
+                      <a:fillRect/>
+                    </a:stretch>
+                  </pic:blipFill>
+                  <pic:spPr>
+                    <a:xfrm>
+                      <a:off x="0" y="0"/>
+                      <a:ext cx="5372850" cy="1886213"/>
+                    </a:xfrm>
+                    <a:prstGeom prst="rect">
+                      <a:avLst/>
+                    </a:prstGeom>
+                  </pic:spPr>
+                </pic:pic>
+              </a:graphicData>
+            </a:graphic>
+          </wp:inline>
+        </w:drawing>
+      </w:r>
+    </w:p>
+    <w:p>
+      <w:pPr>
+        <w:rPr>
+          <w:rFonts w:ascii="Times New Roman" w:hAnsi="Times New Roman" w:cs="Times New Roman"/>
+          <w:sz w:val="28"/>
+          <w:szCs w:val="28"/>
+          <w:lang w:val="en-US"/>
+        </w:rPr>
+      </w:pPr>
+      <w:r>
+        <w:rPr>
+          <w:rFonts w:ascii="Times New Roman" w:hAnsi="Times New Roman" w:cs="Times New Roman"/>
+          <w:sz w:val="28"/>
+          <w:szCs w:val="28"/>
+          <w:lang w:val="ru-RU"/>
+        </w:rPr>
+        <w:t>5</w:t>
+      </w:r>
+      <w:r>
+        <w:rPr>
+          <w:rFonts w:ascii="Times New Roman" w:hAnsi="Times New Roman" w:cs="Times New Roman"/>
+          <w:sz w:val="28"/>
+          <w:szCs w:val="28"/>
+          <w:lang w:val="en-US"/>
+        </w:rPr>
+        <w:t>.g</w:t>
+      </w:r>
+    </w:p>
+    <w:p>
+      <w:pPr>
+        <w:rPr>
+          <w:rFonts w:ascii="Times New Roman" w:hAnsi="Times New Roman" w:cs="Times New Roman"/>
+          <w:sz w:val="28"/>
+          <w:szCs w:val="28"/>
+          <w:lang w:val="ru-RU"/>
+        </w:rPr>
+      </w:pPr>
+      <w:r>
+        <w:rPr>
+          <w:rFonts w:ascii="Times New Roman" w:hAnsi="Times New Roman" w:cs="Times New Roman"/>
+          <w:sz w:val="28"/>
+          <w:szCs w:val="28"/>
+          <w:lang w:val="ru-RU"/>
+        </w:rPr>
+        <w:t>Создадим новую ветку</w:t>
+      </w:r>
+    </w:p>
+    <w:p>
+      <w:pPr>
+        <w:rPr>
+          <w:rFonts w:ascii="Times New Roman" w:hAnsi="Times New Roman" w:cs="Times New Roman"/>
+          <w:sz w:val="28"/>
+          <w:szCs w:val="28"/>
+          <w:lang w:val="en-US"/>
         </w:rPr>
       </w:pPr>
     </w:p>
@@ -7734,6 +9456,7 @@
   <w:style w:type="character" w:default="1" w:styleId="a0">
     <w:name w:val="Default Paragraph Font"/>
     <w:uiPriority w:val="1"/>
+    <w:semiHidden/>
     <w:unhideWhenUsed/>
   </w:style>
   <w:style w:type="table" w:default="1" w:styleId="a1">

--- a/IGI/LR1/ИГИ Лр1 отчёт.docx
+++ b/IGI/LR1/ИГИ Лр1 отчёт.docx
@@ -11,25 +11,14 @@
           <w:lang w:val="ru-RU"/>
         </w:rPr>
       </w:pPr>
-      <w:proofErr w:type="spellStart"/>
-      <w:r>
-        <w:rPr>
-          <w:rFonts w:ascii="Times New Roman" w:hAnsi="Times New Roman" w:cs="Times New Roman"/>
-          <w:sz w:val="28"/>
-          <w:szCs w:val="28"/>
-          <w:lang w:val="ru-RU"/>
-        </w:rPr>
-        <w:t>Крышалович</w:t>
-      </w:r>
-      <w:proofErr w:type="spellEnd"/>
-      <w:r>
-        <w:rPr>
-          <w:rFonts w:ascii="Times New Roman" w:hAnsi="Times New Roman" w:cs="Times New Roman"/>
-          <w:sz w:val="28"/>
-          <w:szCs w:val="28"/>
-          <w:lang w:val="ru-RU"/>
-        </w:rPr>
-        <w:t xml:space="preserve"> Ивана Павловича 453504</w:t>
+      <w:r>
+        <w:rPr>
+          <w:rFonts w:ascii="Times New Roman" w:hAnsi="Times New Roman" w:cs="Times New Roman"/>
+          <w:sz w:val="28"/>
+          <w:szCs w:val="28"/>
+          <w:lang w:val="ru-RU"/>
+        </w:rPr>
+        <w:t>Крышалович Ивана Павловича 453504</w:t>
       </w:r>
     </w:p>
     <w:p>
@@ -107,7 +96,6 @@
         </w:rPr>
         <w:t xml:space="preserve">Для начала сделаем структуру директорий с помощью команд </w:t>
       </w:r>
-      <w:proofErr w:type="spellStart"/>
       <w:r>
         <w:rPr>
           <w:rFonts w:ascii="Times New Roman" w:hAnsi="Times New Roman" w:cs="Times New Roman"/>
@@ -117,7 +105,6 @@
         </w:rPr>
         <w:t>mkdir</w:t>
       </w:r>
-      <w:proofErr w:type="spellEnd"/>
       <w:r>
         <w:rPr>
           <w:rFonts w:ascii="Times New Roman" w:hAnsi="Times New Roman" w:cs="Times New Roman"/>
@@ -393,7 +380,6 @@
         </w:rPr>
         <w:t xml:space="preserve"> </w:t>
       </w:r>
-      <w:proofErr w:type="spellStart"/>
       <w:r>
         <w:rPr>
           <w:rFonts w:ascii="Times New Roman" w:hAnsi="Times New Roman" w:cs="Times New Roman"/>
@@ -403,7 +389,6 @@
         </w:rPr>
         <w:t>init</w:t>
       </w:r>
-      <w:proofErr w:type="spellEnd"/>
     </w:p>
     <w:p>
       <w:pPr>
@@ -572,7 +557,6 @@
         <w:lastRenderedPageBreak/>
         <w:t xml:space="preserve">3. Копируем репозиторий с </w:t>
       </w:r>
-      <w:proofErr w:type="spellStart"/>
       <w:r>
         <w:rPr>
           <w:rFonts w:ascii="Times New Roman" w:hAnsi="Times New Roman" w:cs="Times New Roman"/>
@@ -582,7 +566,6 @@
         </w:rPr>
         <w:t>github</w:t>
       </w:r>
-      <w:proofErr w:type="spellEnd"/>
       <w:r>
         <w:rPr>
           <w:rFonts w:ascii="Times New Roman" w:hAnsi="Times New Roman" w:cs="Times New Roman"/>
@@ -700,7 +683,6 @@
         </w:rPr>
         <w:t xml:space="preserve"> Проиндексируем несколько файлов в папке </w:t>
       </w:r>
-      <w:proofErr w:type="spellStart"/>
       <w:r>
         <w:rPr>
           <w:rFonts w:ascii="Times New Roman" w:hAnsi="Times New Roman" w:cs="Times New Roman"/>
@@ -710,7 +692,6 @@
         </w:rPr>
         <w:t>lr</w:t>
       </w:r>
-      <w:proofErr w:type="spellEnd"/>
       <w:r>
         <w:rPr>
           <w:rFonts w:ascii="Times New Roman" w:hAnsi="Times New Roman" w:cs="Times New Roman"/>
@@ -1733,27 +1714,7 @@
           <w:szCs w:val="28"/>
           <w:lang w:val="ru-RU"/>
         </w:rPr>
-        <w:t xml:space="preserve"> {</w:t>
-      </w:r>
-      <w:proofErr w:type="gramStart"/>
-      <w:r>
-        <w:rPr>
-          <w:rFonts w:ascii="Times New Roman" w:hAnsi="Times New Roman" w:cs="Times New Roman"/>
-          <w:sz w:val="28"/>
-          <w:szCs w:val="28"/>
-          <w:lang w:val="ru-RU"/>
-        </w:rPr>
-        <w:t>1..</w:t>
-      </w:r>
-      <w:proofErr w:type="gramEnd"/>
-      <w:r>
-        <w:rPr>
-          <w:rFonts w:ascii="Times New Roman" w:hAnsi="Times New Roman" w:cs="Times New Roman"/>
-          <w:sz w:val="28"/>
-          <w:szCs w:val="28"/>
-          <w:lang w:val="ru-RU"/>
-        </w:rPr>
-        <w:t>3}.</w:t>
+        <w:t xml:space="preserve"> {1..3}.</w:t>
       </w:r>
       <w:r>
         <w:rPr>
@@ -3578,27 +3539,7 @@
           <w:szCs w:val="28"/>
           <w:lang w:val="ru-RU"/>
         </w:rPr>
-        <w:t xml:space="preserve">Коммиты, сделанные конкретным </w:t>
-      </w:r>
-      <w:proofErr w:type="spellStart"/>
-      <w:r>
-        <w:rPr>
-          <w:rFonts w:ascii="Times New Roman" w:hAnsi="Times New Roman" w:cs="Times New Roman"/>
-          <w:sz w:val="28"/>
-          <w:szCs w:val="28"/>
-          <w:lang w:val="ru-RU"/>
-        </w:rPr>
-        <w:t>коммитером</w:t>
-      </w:r>
-      <w:proofErr w:type="spellEnd"/>
-      <w:r>
-        <w:rPr>
-          <w:rFonts w:ascii="Times New Roman" w:hAnsi="Times New Roman" w:cs="Times New Roman"/>
-          <w:sz w:val="28"/>
-          <w:szCs w:val="28"/>
-          <w:lang w:val="ru-RU"/>
-        </w:rPr>
-        <w:t xml:space="preserve"> используя </w:t>
+        <w:t xml:space="preserve">Коммиты, сделанные конкретным коммитером используя </w:t>
       </w:r>
       <w:r>
         <w:rPr>
@@ -3609,7 +3550,6 @@
         </w:rPr>
         <w:t>--</w:t>
       </w:r>
-      <w:proofErr w:type="spellStart"/>
       <w:r>
         <w:rPr>
           <w:rFonts w:ascii="Times New Roman" w:hAnsi="Times New Roman" w:cs="Times New Roman"/>
@@ -3619,7 +3559,6 @@
         </w:rPr>
         <w:t>commiter</w:t>
       </w:r>
-      <w:proofErr w:type="spellEnd"/>
       <w:r>
         <w:rPr>
           <w:rFonts w:ascii="Times New Roman" w:hAnsi="Times New Roman" w:cs="Times New Roman"/>
@@ -3746,7 +3685,6 @@
         </w:rPr>
         <w:t>grep</w:t>
       </w:r>
-      <w:proofErr w:type="gramStart"/>
       <w:r>
         <w:rPr>
           <w:rFonts w:ascii="Times New Roman" w:hAnsi="Times New Roman" w:cs="Times New Roman"/>
@@ -3763,17 +3701,7 @@
           <w:szCs w:val="28"/>
           <w:lang w:val="ru-RU"/>
         </w:rPr>
-        <w:t>ключевые</w:t>
-      </w:r>
-      <w:proofErr w:type="gramEnd"/>
-      <w:r>
-        <w:rPr>
-          <w:rFonts w:ascii="Times New Roman" w:hAnsi="Times New Roman" w:cs="Times New Roman"/>
-          <w:sz w:val="28"/>
-          <w:szCs w:val="28"/>
-          <w:lang w:val="ru-RU"/>
-        </w:rPr>
-        <w:t xml:space="preserve"> слова</w:t>
+        <w:t>ключевые слова</w:t>
       </w:r>
       <w:r>
         <w:rPr>
@@ -3858,105 +3786,14 @@
         </w:rPr>
         <w:t xml:space="preserve">4.h </w:t>
       </w:r>
-      <w:proofErr w:type="spellStart"/>
-      <w:r>
-        <w:rPr>
-          <w:rFonts w:ascii="Times New Roman" w:hAnsi="Times New Roman" w:cs="Times New Roman"/>
-          <w:sz w:val="28"/>
-          <w:szCs w:val="28"/>
-          <w:lang w:val="en-US"/>
-        </w:rPr>
-        <w:t>исследуйте</w:t>
-      </w:r>
-      <w:proofErr w:type="spellEnd"/>
-      <w:r>
-        <w:rPr>
-          <w:rFonts w:ascii="Times New Roman" w:hAnsi="Times New Roman" w:cs="Times New Roman"/>
-          <w:sz w:val="28"/>
-          <w:szCs w:val="28"/>
-          <w:lang w:val="en-US"/>
-        </w:rPr>
-        <w:t xml:space="preserve"> </w:t>
-      </w:r>
-      <w:proofErr w:type="spellStart"/>
-      <w:r>
-        <w:rPr>
-          <w:rFonts w:ascii="Times New Roman" w:hAnsi="Times New Roman" w:cs="Times New Roman"/>
-          <w:sz w:val="28"/>
-          <w:szCs w:val="28"/>
-          <w:lang w:val="en-US"/>
-        </w:rPr>
-        <w:t>флаги</w:t>
-      </w:r>
-      <w:proofErr w:type="spellEnd"/>
-      <w:r>
-        <w:rPr>
-          <w:rFonts w:ascii="Times New Roman" w:hAnsi="Times New Roman" w:cs="Times New Roman"/>
-          <w:sz w:val="28"/>
-          <w:szCs w:val="28"/>
-          <w:lang w:val="en-US"/>
-        </w:rPr>
-        <w:t xml:space="preserve"> </w:t>
-      </w:r>
-      <w:proofErr w:type="spellStart"/>
-      <w:r>
-        <w:rPr>
-          <w:rFonts w:ascii="Times New Roman" w:hAnsi="Times New Roman" w:cs="Times New Roman"/>
-          <w:sz w:val="28"/>
-          <w:szCs w:val="28"/>
-          <w:lang w:val="en-US"/>
-        </w:rPr>
-        <w:t>для</w:t>
-      </w:r>
-      <w:proofErr w:type="spellEnd"/>
-      <w:r>
-        <w:rPr>
-          <w:rFonts w:ascii="Times New Roman" w:hAnsi="Times New Roman" w:cs="Times New Roman"/>
-          <w:sz w:val="28"/>
-          <w:szCs w:val="28"/>
-          <w:lang w:val="en-US"/>
-        </w:rPr>
-        <w:t xml:space="preserve"> git log: </w:t>
-      </w:r>
-      <w:proofErr w:type="gramStart"/>
-      <w:r>
-        <w:rPr>
-          <w:rFonts w:ascii="Times New Roman" w:hAnsi="Times New Roman" w:cs="Times New Roman"/>
-          <w:sz w:val="28"/>
-          <w:szCs w:val="28"/>
-          <w:lang w:val="en-US"/>
-        </w:rPr>
-        <w:t>p ,</w:t>
-      </w:r>
-      <w:proofErr w:type="gramEnd"/>
-      <w:r>
-        <w:rPr>
-          <w:rFonts w:ascii="Times New Roman" w:hAnsi="Times New Roman" w:cs="Times New Roman"/>
-          <w:sz w:val="28"/>
-          <w:szCs w:val="28"/>
-          <w:lang w:val="en-US"/>
-        </w:rPr>
-        <w:t xml:space="preserve"> stat ,</w:t>
-      </w:r>
-      <w:proofErr w:type="spellStart"/>
-      <w:r>
-        <w:rPr>
-          <w:rFonts w:ascii="Times New Roman" w:hAnsi="Times New Roman" w:cs="Times New Roman"/>
-          <w:sz w:val="28"/>
-          <w:szCs w:val="28"/>
-          <w:lang w:val="en-US"/>
-        </w:rPr>
-        <w:t>shortstat</w:t>
-      </w:r>
-      <w:proofErr w:type="spellEnd"/>
-      <w:r>
-        <w:rPr>
-          <w:rFonts w:ascii="Times New Roman" w:hAnsi="Times New Roman" w:cs="Times New Roman"/>
-          <w:sz w:val="28"/>
-          <w:szCs w:val="28"/>
-          <w:lang w:val="en-US"/>
-        </w:rPr>
-        <w:t>, name-only, name-status,</w:t>
+      <w:r>
+        <w:rPr>
+          <w:rFonts w:ascii="Times New Roman" w:hAnsi="Times New Roman" w:cs="Times New Roman"/>
+          <w:sz w:val="28"/>
+          <w:szCs w:val="28"/>
+          <w:lang w:val="en-US"/>
+        </w:rPr>
+        <w:t>исследуйте флаги для git log: p , stat ,shortstat, name-only, name-status,</w:t>
       </w:r>
     </w:p>
     <w:p>
@@ -4251,7 +4088,6 @@
         </w:rPr>
         <w:t>--</w:t>
       </w:r>
-      <w:proofErr w:type="spellStart"/>
       <w:r>
         <w:rPr>
           <w:rFonts w:ascii="Times New Roman" w:hAnsi="Times New Roman" w:cs="Times New Roman"/>
@@ -4261,7 +4097,6 @@
         </w:rPr>
         <w:t>shortstat</w:t>
       </w:r>
-      <w:proofErr w:type="spellEnd"/>
       <w:r>
         <w:rPr>
           <w:rFonts w:ascii="Times New Roman" w:hAnsi="Times New Roman" w:cs="Times New Roman"/>
@@ -4905,7 +4740,6 @@
         </w:rPr>
         <w:t xml:space="preserve">, </w:t>
       </w:r>
-      <w:proofErr w:type="spellStart"/>
       <w:r>
         <w:rPr>
           <w:rFonts w:ascii="Times New Roman" w:hAnsi="Times New Roman" w:cs="Times New Roman"/>
@@ -4915,7 +4749,6 @@
         </w:rPr>
         <w:t>oneline</w:t>
       </w:r>
-      <w:proofErr w:type="spellEnd"/>
       <w:r>
         <w:rPr>
           <w:rFonts w:ascii="Times New Roman" w:hAnsi="Times New Roman" w:cs="Times New Roman"/>
@@ -5033,7 +4866,6 @@
         </w:rPr>
         <w:t>format</w:t>
       </w:r>
-      <w:proofErr w:type="gramStart"/>
       <w:r>
         <w:rPr>
           <w:rFonts w:ascii="Times New Roman" w:hAnsi="Times New Roman" w:cs="Times New Roman"/>
@@ -5050,17 +4882,7 @@
           <w:szCs w:val="28"/>
           <w:lang w:val="ru-RU"/>
         </w:rPr>
-        <w:t>ваше</w:t>
-      </w:r>
-      <w:proofErr w:type="gramEnd"/>
-      <w:r>
-        <w:rPr>
-          <w:rFonts w:ascii="Times New Roman" w:hAnsi="Times New Roman" w:cs="Times New Roman"/>
-          <w:sz w:val="28"/>
-          <w:szCs w:val="28"/>
-          <w:lang w:val="ru-RU"/>
-        </w:rPr>
-        <w:t xml:space="preserve"> форматирование</w:t>
+        <w:t>ваше форматирование</w:t>
       </w:r>
       <w:r>
         <w:rPr>
@@ -5352,7 +5174,6 @@
         </w:rPr>
         <w:t>4</w:t>
       </w:r>
-      <w:proofErr w:type="spellStart"/>
       <w:r>
         <w:rPr>
           <w:rFonts w:ascii="Times New Roman" w:hAnsi="Times New Roman" w:cs="Times New Roman"/>
@@ -5362,7 +5183,6 @@
         </w:rPr>
         <w:t>i</w:t>
       </w:r>
-      <w:proofErr w:type="spellEnd"/>
       <w:r>
         <w:rPr>
           <w:rFonts w:ascii="Times New Roman" w:hAnsi="Times New Roman" w:cs="Times New Roman"/>
@@ -5453,7 +5273,6 @@
         </w:rPr>
         <w:t xml:space="preserve">Видно изменение </w:t>
       </w:r>
-      <w:proofErr w:type="spellStart"/>
       <w:r>
         <w:rPr>
           <w:rFonts w:ascii="Times New Roman" w:hAnsi="Times New Roman" w:cs="Times New Roman"/>
@@ -5463,7 +5282,6 @@
         </w:rPr>
         <w:t>lr</w:t>
       </w:r>
-      <w:proofErr w:type="spellEnd"/>
       <w:r>
         <w:rPr>
           <w:rFonts w:ascii="Times New Roman" w:hAnsi="Times New Roman" w:cs="Times New Roman"/>
@@ -6717,29 +6535,8 @@
           <w:szCs w:val="28"/>
           <w:lang w:val="ru-RU"/>
         </w:rPr>
-        <w:t xml:space="preserve">Посмотрим информацию о нашем удаленном </w:t>
-      </w:r>
-      <w:proofErr w:type="gramStart"/>
-      <w:r>
-        <w:rPr>
-          <w:rFonts w:ascii="Times New Roman" w:hAnsi="Times New Roman" w:cs="Times New Roman"/>
-          <w:sz w:val="28"/>
-          <w:szCs w:val="28"/>
-          <w:lang w:val="ru-RU"/>
-        </w:rPr>
-        <w:t>репозитории(</w:t>
-      </w:r>
-      <w:proofErr w:type="gramEnd"/>
-      <w:r>
-        <w:rPr>
-          <w:rFonts w:ascii="Times New Roman" w:hAnsi="Times New Roman" w:cs="Times New Roman"/>
-          <w:sz w:val="28"/>
-          <w:szCs w:val="28"/>
-          <w:lang w:val="ru-RU"/>
-        </w:rPr>
-        <w:t xml:space="preserve">адреса для чтения и записи с нашего удаленного репозитория на </w:t>
-      </w:r>
-      <w:proofErr w:type="spellStart"/>
+        <w:t xml:space="preserve">Посмотрим информацию о нашем удаленном репозитории(адреса для чтения и записи с нашего удаленного репозитория на </w:t>
+      </w:r>
       <w:r>
         <w:rPr>
           <w:rFonts w:ascii="Times New Roman" w:hAnsi="Times New Roman" w:cs="Times New Roman"/>
@@ -6749,7 +6546,6 @@
         </w:rPr>
         <w:t>github</w:t>
       </w:r>
-      <w:proofErr w:type="spellEnd"/>
       <w:r>
         <w:rPr>
           <w:rFonts w:ascii="Times New Roman" w:hAnsi="Times New Roman" w:cs="Times New Roman"/>
@@ -7243,6 +7039,7 @@
       <w:r>
         <w:rPr>
           <w:rFonts w:ascii="Times New Roman" w:hAnsi="Times New Roman" w:cs="Times New Roman"/>
+          <w:noProof/>
           <w:sz w:val="28"/>
           <w:szCs w:val="28"/>
           <w:lang w:val="ru-RU"/>
@@ -7410,7 +7207,6 @@
         </w:rPr>
         <w:t xml:space="preserve"> </w:t>
       </w:r>
-      <w:proofErr w:type="gramStart"/>
       <w:r>
         <w:rPr>
           <w:rFonts w:ascii="Times New Roman" w:hAnsi="Times New Roman" w:cs="Times New Roman"/>
@@ -7429,7 +7225,6 @@
         </w:rPr>
         <w:t xml:space="preserve"> .</w:t>
       </w:r>
-      <w:proofErr w:type="gramEnd"/>
       <w:r>
         <w:rPr>
           <w:rFonts w:ascii="Times New Roman" w:hAnsi="Times New Roman" w:cs="Times New Roman"/>
@@ -7552,6 +7347,7 @@
       <w:r>
         <w:rPr>
           <w:rFonts w:ascii="Times New Roman" w:hAnsi="Times New Roman" w:cs="Times New Roman"/>
+          <w:noProof/>
           <w:sz w:val="28"/>
           <w:szCs w:val="28"/>
           <w:lang w:val="ru-RU"/>
@@ -7605,6 +7401,7 @@
       <w:r>
         <w:rPr>
           <w:rFonts w:ascii="Times New Roman" w:hAnsi="Times New Roman" w:cs="Times New Roman"/>
+          <w:noProof/>
           <w:sz w:val="28"/>
           <w:szCs w:val="28"/>
           <w:lang w:val="ru-RU"/>
@@ -7722,6 +7519,7 @@
       <w:r>
         <w:rPr>
           <w:rFonts w:ascii="Times New Roman" w:hAnsi="Times New Roman" w:cs="Times New Roman"/>
+          <w:noProof/>
           <w:sz w:val="28"/>
           <w:szCs w:val="28"/>
           <w:lang w:val="en-US"/>
@@ -7794,6 +7592,7 @@
       <w:r>
         <w:rPr>
           <w:rFonts w:ascii="Times New Roman" w:hAnsi="Times New Roman" w:cs="Times New Roman"/>
+          <w:noProof/>
           <w:sz w:val="28"/>
           <w:szCs w:val="28"/>
           <w:lang w:val="en-US"/>
@@ -7838,6 +7637,7 @@
       <w:r>
         <w:rPr>
           <w:rFonts w:ascii="Times New Roman" w:hAnsi="Times New Roman" w:cs="Times New Roman"/>
+          <w:noProof/>
           <w:sz w:val="28"/>
           <w:szCs w:val="28"/>
           <w:lang w:val="en-US"/>
@@ -7885,26 +7685,35 @@
           <w:rFonts w:ascii="Times New Roman" w:hAnsi="Times New Roman" w:cs="Times New Roman"/>
           <w:sz w:val="28"/>
           <w:szCs w:val="28"/>
-          <w:lang w:val="en-US"/>
-        </w:rPr>
-      </w:pPr>
-      <w:r>
-        <w:rPr>
-          <w:rFonts w:ascii="Times New Roman" w:hAnsi="Times New Roman" w:cs="Times New Roman"/>
-          <w:sz w:val="28"/>
-          <w:szCs w:val="28"/>
-          <w:lang w:val="en-US"/>
-        </w:rPr>
-        <w:t>5.d</w:t>
-      </w:r>
-    </w:p>
-    <w:p>
-      <w:pPr>
-        <w:rPr>
-          <w:rFonts w:ascii="Times New Roman" w:hAnsi="Times New Roman" w:cs="Times New Roman"/>
-          <w:sz w:val="28"/>
-          <w:szCs w:val="28"/>
-          <w:lang w:val="en-US"/>
+          <w:lang w:val="ru-RU"/>
+        </w:rPr>
+      </w:pPr>
+      <w:r>
+        <w:rPr>
+          <w:rFonts w:ascii="Times New Roman" w:hAnsi="Times New Roman" w:cs="Times New Roman"/>
+          <w:sz w:val="28"/>
+          <w:szCs w:val="28"/>
+          <w:lang w:val="ru-RU"/>
+        </w:rPr>
+        <w:t>5.</w:t>
+      </w:r>
+      <w:r>
+        <w:rPr>
+          <w:rFonts w:ascii="Times New Roman" w:hAnsi="Times New Roman" w:cs="Times New Roman"/>
+          <w:sz w:val="28"/>
+          <w:szCs w:val="28"/>
+          <w:lang w:val="en-US"/>
+        </w:rPr>
+        <w:t>d</w:t>
+      </w:r>
+    </w:p>
+    <w:p>
+      <w:pPr>
+        <w:rPr>
+          <w:rFonts w:ascii="Times New Roman" w:hAnsi="Times New Roman" w:cs="Times New Roman"/>
+          <w:sz w:val="28"/>
+          <w:szCs w:val="28"/>
+          <w:lang w:val="ru-RU"/>
         </w:rPr>
       </w:pPr>
       <w:r>
@@ -8055,6 +7864,7 @@
       <w:r>
         <w:rPr>
           <w:rFonts w:ascii="Times New Roman" w:hAnsi="Times New Roman" w:cs="Times New Roman"/>
+          <w:noProof/>
           <w:sz w:val="28"/>
           <w:szCs w:val="28"/>
           <w:lang w:val="en-US"/>
@@ -8098,6 +7908,7 @@
       <w:r>
         <w:rPr>
           <w:rFonts w:ascii="Times New Roman" w:hAnsi="Times New Roman" w:cs="Times New Roman"/>
+          <w:noProof/>
           <w:sz w:val="28"/>
           <w:szCs w:val="28"/>
           <w:lang w:val="en-US"/>
@@ -8145,17 +7956,26 @@
           <w:rFonts w:ascii="Times New Roman" w:hAnsi="Times New Roman" w:cs="Times New Roman"/>
           <w:sz w:val="28"/>
           <w:szCs w:val="28"/>
-          <w:lang w:val="en-US"/>
-        </w:rPr>
-      </w:pPr>
-      <w:r>
-        <w:rPr>
-          <w:rFonts w:ascii="Times New Roman" w:hAnsi="Times New Roman" w:cs="Times New Roman"/>
-          <w:sz w:val="28"/>
-          <w:szCs w:val="28"/>
-          <w:lang w:val="en-US"/>
-        </w:rPr>
-        <w:t>5.e</w:t>
+          <w:lang w:val="ru-RU"/>
+        </w:rPr>
+      </w:pPr>
+      <w:r>
+        <w:rPr>
+          <w:rFonts w:ascii="Times New Roman" w:hAnsi="Times New Roman" w:cs="Times New Roman"/>
+          <w:sz w:val="28"/>
+          <w:szCs w:val="28"/>
+          <w:lang w:val="ru-RU"/>
+        </w:rPr>
+        <w:t>5.</w:t>
+      </w:r>
+      <w:r>
+        <w:rPr>
+          <w:rFonts w:ascii="Times New Roman" w:hAnsi="Times New Roman" w:cs="Times New Roman"/>
+          <w:sz w:val="28"/>
+          <w:szCs w:val="28"/>
+          <w:lang w:val="en-US"/>
+        </w:rPr>
+        <w:t>e</w:t>
       </w:r>
     </w:p>
     <w:p>
@@ -8197,6 +8017,7 @@
       <w:r>
         <w:rPr>
           <w:rFonts w:ascii="Times New Roman" w:hAnsi="Times New Roman" w:cs="Times New Roman"/>
+          <w:noProof/>
           <w:sz w:val="28"/>
           <w:szCs w:val="28"/>
           <w:lang w:val="ru-RU"/>
@@ -8313,6 +8134,7 @@
       <w:r>
         <w:rPr>
           <w:rFonts w:ascii="Times New Roman" w:hAnsi="Times New Roman" w:cs="Times New Roman"/>
+          <w:noProof/>
           <w:sz w:val="28"/>
           <w:szCs w:val="28"/>
           <w:lang w:val="en-US"/>
@@ -8367,6 +8189,7 @@
       <w:r>
         <w:rPr>
           <w:rFonts w:ascii="Times New Roman" w:hAnsi="Times New Roman" w:cs="Times New Roman"/>
+          <w:noProof/>
           <w:sz w:val="28"/>
           <w:szCs w:val="28"/>
           <w:lang w:val="en-US"/>
@@ -8420,6 +8243,7 @@
       <w:r>
         <w:rPr>
           <w:rFonts w:ascii="Times New Roman" w:hAnsi="Times New Roman" w:cs="Times New Roman"/>
+          <w:noProof/>
           <w:sz w:val="28"/>
           <w:szCs w:val="28"/>
           <w:lang w:val="en-US"/>
@@ -8467,17 +8291,26 @@
           <w:rFonts w:ascii="Times New Roman" w:hAnsi="Times New Roman" w:cs="Times New Roman"/>
           <w:sz w:val="28"/>
           <w:szCs w:val="28"/>
-          <w:lang w:val="en-US"/>
-        </w:rPr>
-      </w:pPr>
-      <w:r>
-        <w:rPr>
-          <w:rFonts w:ascii="Times New Roman" w:hAnsi="Times New Roman" w:cs="Times New Roman"/>
-          <w:sz w:val="28"/>
-          <w:szCs w:val="28"/>
-          <w:lang w:val="en-US"/>
-        </w:rPr>
-        <w:t>5.f</w:t>
+          <w:lang w:val="ru-RU"/>
+        </w:rPr>
+      </w:pPr>
+      <w:r>
+        <w:rPr>
+          <w:rFonts w:ascii="Times New Roman" w:hAnsi="Times New Roman" w:cs="Times New Roman"/>
+          <w:sz w:val="28"/>
+          <w:szCs w:val="28"/>
+          <w:lang w:val="ru-RU"/>
+        </w:rPr>
+        <w:t>5.</w:t>
+      </w:r>
+      <w:r>
+        <w:rPr>
+          <w:rFonts w:ascii="Times New Roman" w:hAnsi="Times New Roman" w:cs="Times New Roman"/>
+          <w:sz w:val="28"/>
+          <w:szCs w:val="28"/>
+          <w:lang w:val="en-US"/>
+        </w:rPr>
+        <w:t>f</w:t>
       </w:r>
     </w:p>
     <w:p>
@@ -8556,6 +8389,7 @@
       <w:r>
         <w:rPr>
           <w:rFonts w:ascii="Times New Roman" w:hAnsi="Times New Roman" w:cs="Times New Roman"/>
+          <w:noProof/>
           <w:sz w:val="28"/>
           <w:szCs w:val="28"/>
           <w:lang w:val="ru-RU"/>
@@ -8631,7 +8465,7 @@
           <w:rFonts w:ascii="Times New Roman" w:hAnsi="Times New Roman" w:cs="Times New Roman"/>
           <w:sz w:val="28"/>
           <w:szCs w:val="28"/>
-          <w:lang w:val="ru-RU"/>
+          <w:lang w:val="en-US"/>
         </w:rPr>
       </w:pPr>
       <w:r>
@@ -8653,6 +8487,351 @@
           <w:lang w:val="en-US"/>
         </w:rPr>
       </w:pPr>
+      <w:r>
+        <w:rPr>
+          <w:rFonts w:ascii="Times New Roman" w:hAnsi="Times New Roman" w:cs="Times New Roman"/>
+          <w:sz w:val="28"/>
+          <w:szCs w:val="28"/>
+          <w:lang w:val="en-US"/>
+        </w:rPr>
+        <w:drawing>
+          <wp:inline distT="0" distB="0" distL="0" distR="0" wp14:anchorId="21CB7FBB" wp14:editId="16EFE03C">
+            <wp:extent cx="4782217" cy="495369"/>
+            <wp:effectExtent l="0" t="0" r="0" b="0"/>
+            <wp:docPr id="68" name="Рисунок 68"/>
+            <wp:cNvGraphicFramePr>
+              <a:graphicFrameLocks xmlns:a="http://schemas.openxmlformats.org/drawingml/2006/main" noChangeAspect="1"/>
+            </wp:cNvGraphicFramePr>
+            <a:graphic xmlns:a="http://schemas.openxmlformats.org/drawingml/2006/main">
+              <a:graphicData uri="http://schemas.openxmlformats.org/drawingml/2006/picture">
+                <pic:pic xmlns:pic="http://schemas.openxmlformats.org/drawingml/2006/picture">
+                  <pic:nvPicPr>
+                    <pic:cNvPr id="1" name=""/>
+                    <pic:cNvPicPr/>
+                  </pic:nvPicPr>
+                  <pic:blipFill>
+                    <a:blip r:embed="rId78"/>
+                    <a:stretch>
+                      <a:fillRect/>
+                    </a:stretch>
+                  </pic:blipFill>
+                  <pic:spPr>
+                    <a:xfrm>
+                      <a:off x="0" y="0"/>
+                      <a:ext cx="4782217" cy="495369"/>
+                    </a:xfrm>
+                    <a:prstGeom prst="rect">
+                      <a:avLst/>
+                    </a:prstGeom>
+                  </pic:spPr>
+                </pic:pic>
+              </a:graphicData>
+            </a:graphic>
+          </wp:inline>
+        </w:drawing>
+      </w:r>
+    </w:p>
+    <w:p>
+      <w:pPr>
+        <w:rPr>
+          <w:rFonts w:ascii="Times New Roman" w:hAnsi="Times New Roman" w:cs="Times New Roman"/>
+          <w:sz w:val="28"/>
+          <w:szCs w:val="28"/>
+          <w:lang w:val="en-US"/>
+        </w:rPr>
+      </w:pPr>
+      <w:r>
+        <w:rPr>
+          <w:rFonts w:ascii="Times New Roman" w:hAnsi="Times New Roman" w:cs="Times New Roman"/>
+          <w:sz w:val="28"/>
+          <w:szCs w:val="28"/>
+          <w:lang w:val="en-US"/>
+        </w:rPr>
+        <w:lastRenderedPageBreak/>
+        <w:drawing>
+          <wp:inline distT="0" distB="0" distL="0" distR="0" wp14:anchorId="2E4AC760" wp14:editId="05CF882B">
+            <wp:extent cx="5630061" cy="1019317"/>
+            <wp:effectExtent l="0" t="0" r="8890" b="9525"/>
+            <wp:docPr id="69" name="Рисунок 69"/>
+            <wp:cNvGraphicFramePr>
+              <a:graphicFrameLocks xmlns:a="http://schemas.openxmlformats.org/drawingml/2006/main" noChangeAspect="1"/>
+            </wp:cNvGraphicFramePr>
+            <a:graphic xmlns:a="http://schemas.openxmlformats.org/drawingml/2006/main">
+              <a:graphicData uri="http://schemas.openxmlformats.org/drawingml/2006/picture">
+                <pic:pic xmlns:pic="http://schemas.openxmlformats.org/drawingml/2006/picture">
+                  <pic:nvPicPr>
+                    <pic:cNvPr id="1" name=""/>
+                    <pic:cNvPicPr/>
+                  </pic:nvPicPr>
+                  <pic:blipFill>
+                    <a:blip r:embed="rId79"/>
+                    <a:stretch>
+                      <a:fillRect/>
+                    </a:stretch>
+                  </pic:blipFill>
+                  <pic:spPr>
+                    <a:xfrm>
+                      <a:off x="0" y="0"/>
+                      <a:ext cx="5630061" cy="1019317"/>
+                    </a:xfrm>
+                    <a:prstGeom prst="rect">
+                      <a:avLst/>
+                    </a:prstGeom>
+                  </pic:spPr>
+                </pic:pic>
+              </a:graphicData>
+            </a:graphic>
+          </wp:inline>
+        </w:drawing>
+      </w:r>
+    </w:p>
+    <w:p>
+      <w:pPr>
+        <w:rPr>
+          <w:rFonts w:ascii="Times New Roman" w:hAnsi="Times New Roman" w:cs="Times New Roman"/>
+          <w:sz w:val="28"/>
+          <w:szCs w:val="28"/>
+          <w:lang w:val="en-US"/>
+        </w:rPr>
+      </w:pPr>
+      <w:r>
+        <w:rPr>
+          <w:rFonts w:ascii="Times New Roman" w:hAnsi="Times New Roman" w:cs="Times New Roman"/>
+          <w:sz w:val="28"/>
+          <w:szCs w:val="28"/>
+          <w:lang w:val="en-US"/>
+        </w:rPr>
+        <w:t>5.h</w:t>
+      </w:r>
+    </w:p>
+    <w:p>
+      <w:pPr>
+        <w:rPr>
+          <w:rFonts w:ascii="Times New Roman" w:hAnsi="Times New Roman" w:cs="Times New Roman"/>
+          <w:sz w:val="28"/>
+          <w:szCs w:val="28"/>
+          <w:lang w:val="en-US"/>
+        </w:rPr>
+      </w:pPr>
+      <w:r>
+        <w:rPr>
+          <w:rFonts w:ascii="Times New Roman" w:hAnsi="Times New Roman" w:cs="Times New Roman"/>
+          <w:sz w:val="28"/>
+          <w:szCs w:val="28"/>
+          <w:lang w:val="en-US"/>
+        </w:rPr>
+        <w:drawing>
+          <wp:inline distT="0" distB="0" distL="0" distR="0" wp14:anchorId="010992AD" wp14:editId="674CA407">
+            <wp:extent cx="4801270" cy="2019582"/>
+            <wp:effectExtent l="0" t="0" r="0" b="0"/>
+            <wp:docPr id="70" name="Рисунок 70"/>
+            <wp:cNvGraphicFramePr>
+              <a:graphicFrameLocks xmlns:a="http://schemas.openxmlformats.org/drawingml/2006/main" noChangeAspect="1"/>
+            </wp:cNvGraphicFramePr>
+            <a:graphic xmlns:a="http://schemas.openxmlformats.org/drawingml/2006/main">
+              <a:graphicData uri="http://schemas.openxmlformats.org/drawingml/2006/picture">
+                <pic:pic xmlns:pic="http://schemas.openxmlformats.org/drawingml/2006/picture">
+                  <pic:nvPicPr>
+                    <pic:cNvPr id="1" name=""/>
+                    <pic:cNvPicPr/>
+                  </pic:nvPicPr>
+                  <pic:blipFill>
+                    <a:blip r:embed="rId80"/>
+                    <a:stretch>
+                      <a:fillRect/>
+                    </a:stretch>
+                  </pic:blipFill>
+                  <pic:spPr>
+                    <a:xfrm>
+                      <a:off x="0" y="0"/>
+                      <a:ext cx="4801270" cy="2019582"/>
+                    </a:xfrm>
+                    <a:prstGeom prst="rect">
+                      <a:avLst/>
+                    </a:prstGeom>
+                  </pic:spPr>
+                </pic:pic>
+              </a:graphicData>
+            </a:graphic>
+          </wp:inline>
+        </w:drawing>
+      </w:r>
+    </w:p>
+    <w:p>
+      <w:pPr>
+        <w:rPr>
+          <w:rFonts w:ascii="Times New Roman" w:hAnsi="Times New Roman" w:cs="Times New Roman"/>
+          <w:sz w:val="28"/>
+          <w:szCs w:val="28"/>
+          <w:lang w:val="en-US"/>
+        </w:rPr>
+      </w:pPr>
+      <w:r>
+        <w:rPr>
+          <w:rFonts w:ascii="Times New Roman" w:hAnsi="Times New Roman" w:cs="Times New Roman"/>
+          <w:sz w:val="28"/>
+          <w:szCs w:val="28"/>
+          <w:lang w:val="en-US"/>
+        </w:rPr>
+        <w:drawing>
+          <wp:inline distT="0" distB="0" distL="0" distR="0" wp14:anchorId="5FECF1CC" wp14:editId="2004FC19">
+            <wp:extent cx="4801270" cy="1238423"/>
+            <wp:effectExtent l="0" t="0" r="0" b="0"/>
+            <wp:docPr id="71" name="Рисунок 71"/>
+            <wp:cNvGraphicFramePr>
+              <a:graphicFrameLocks xmlns:a="http://schemas.openxmlformats.org/drawingml/2006/main" noChangeAspect="1"/>
+            </wp:cNvGraphicFramePr>
+            <a:graphic xmlns:a="http://schemas.openxmlformats.org/drawingml/2006/main">
+              <a:graphicData uri="http://schemas.openxmlformats.org/drawingml/2006/picture">
+                <pic:pic xmlns:pic="http://schemas.openxmlformats.org/drawingml/2006/picture">
+                  <pic:nvPicPr>
+                    <pic:cNvPr id="1" name=""/>
+                    <pic:cNvPicPr/>
+                  </pic:nvPicPr>
+                  <pic:blipFill>
+                    <a:blip r:embed="rId81"/>
+                    <a:stretch>
+                      <a:fillRect/>
+                    </a:stretch>
+                  </pic:blipFill>
+                  <pic:spPr>
+                    <a:xfrm>
+                      <a:off x="0" y="0"/>
+                      <a:ext cx="4801270" cy="1238423"/>
+                    </a:xfrm>
+                    <a:prstGeom prst="rect">
+                      <a:avLst/>
+                    </a:prstGeom>
+                  </pic:spPr>
+                </pic:pic>
+              </a:graphicData>
+            </a:graphic>
+          </wp:inline>
+        </w:drawing>
+      </w:r>
+    </w:p>
+    <w:p>
+      <w:pPr>
+        <w:rPr>
+          <w:rFonts w:ascii="Times New Roman" w:hAnsi="Times New Roman" w:cs="Times New Roman"/>
+          <w:sz w:val="28"/>
+          <w:szCs w:val="28"/>
+          <w:lang w:val="en-US"/>
+        </w:rPr>
+      </w:pPr>
+      <w:r>
+        <w:rPr>
+          <w:rFonts w:ascii="Times New Roman" w:hAnsi="Times New Roman" w:cs="Times New Roman"/>
+          <w:sz w:val="28"/>
+          <w:szCs w:val="28"/>
+          <w:lang w:val="en-US"/>
+        </w:rPr>
+        <w:drawing>
+          <wp:inline distT="0" distB="0" distL="0" distR="0" wp14:anchorId="068CDC81" wp14:editId="64F3E4E7">
+            <wp:extent cx="5658640" cy="2152950"/>
+            <wp:effectExtent l="0" t="0" r="0" b="0"/>
+            <wp:docPr id="77" name="Рисунок 77"/>
+            <wp:cNvGraphicFramePr>
+              <a:graphicFrameLocks xmlns:a="http://schemas.openxmlformats.org/drawingml/2006/main" noChangeAspect="1"/>
+            </wp:cNvGraphicFramePr>
+            <a:graphic xmlns:a="http://schemas.openxmlformats.org/drawingml/2006/main">
+              <a:graphicData uri="http://schemas.openxmlformats.org/drawingml/2006/picture">
+                <pic:pic xmlns:pic="http://schemas.openxmlformats.org/drawingml/2006/picture">
+                  <pic:nvPicPr>
+                    <pic:cNvPr id="1" name=""/>
+                    <pic:cNvPicPr/>
+                  </pic:nvPicPr>
+                  <pic:blipFill>
+                    <a:blip r:embed="rId82"/>
+                    <a:stretch>
+                      <a:fillRect/>
+                    </a:stretch>
+                  </pic:blipFill>
+                  <pic:spPr>
+                    <a:xfrm>
+                      <a:off x="0" y="0"/>
+                      <a:ext cx="5658640" cy="2152950"/>
+                    </a:xfrm>
+                    <a:prstGeom prst="rect">
+                      <a:avLst/>
+                    </a:prstGeom>
+                  </pic:spPr>
+                </pic:pic>
+              </a:graphicData>
+            </a:graphic>
+          </wp:inline>
+        </w:drawing>
+      </w:r>
+    </w:p>
+    <w:p>
+      <w:pPr>
+        <w:rPr>
+          <w:rFonts w:ascii="Times New Roman" w:hAnsi="Times New Roman" w:cs="Times New Roman"/>
+          <w:sz w:val="28"/>
+          <w:szCs w:val="28"/>
+          <w:lang w:val="ru-RU"/>
+        </w:rPr>
+      </w:pPr>
+      <w:r>
+        <w:rPr>
+          <w:rFonts w:ascii="Times New Roman" w:hAnsi="Times New Roman" w:cs="Times New Roman"/>
+          <w:sz w:val="28"/>
+          <w:szCs w:val="28"/>
+          <w:lang w:val="ru-RU"/>
+        </w:rPr>
+        <w:t>6.</w:t>
+      </w:r>
+    </w:p>
+    <w:p>
+      <w:pPr>
+        <w:rPr>
+          <w:rFonts w:ascii="Times New Roman" w:hAnsi="Times New Roman" w:cs="Times New Roman"/>
+          <w:sz w:val="28"/>
+          <w:szCs w:val="28"/>
+          <w:lang w:val="ru-RU"/>
+        </w:rPr>
+      </w:pPr>
+      <w:r>
+        <w:rPr>
+          <w:noProof/>
+        </w:rPr>
+        <w:lastRenderedPageBreak/>
+        <w:drawing>
+          <wp:inline distT="0" distB="0" distL="0" distR="0" wp14:anchorId="72060BCC" wp14:editId="006A9BCC">
+            <wp:extent cx="5940425" cy="3341370"/>
+            <wp:effectExtent l="0" t="0" r="3175" b="0"/>
+            <wp:docPr id="78" name="Рисунок 78"/>
+            <wp:cNvGraphicFramePr>
+              <a:graphicFrameLocks xmlns:a="http://schemas.openxmlformats.org/drawingml/2006/main" noChangeAspect="1"/>
+            </wp:cNvGraphicFramePr>
+            <a:graphic xmlns:a="http://schemas.openxmlformats.org/drawingml/2006/main">
+              <a:graphicData uri="http://schemas.openxmlformats.org/drawingml/2006/picture">
+                <pic:pic xmlns:pic="http://schemas.openxmlformats.org/drawingml/2006/picture">
+                  <pic:nvPicPr>
+                    <pic:cNvPr id="1" name=""/>
+                    <pic:cNvPicPr/>
+                  </pic:nvPicPr>
+                  <pic:blipFill>
+                    <a:blip r:embed="rId83"/>
+                    <a:stretch>
+                      <a:fillRect/>
+                    </a:stretch>
+                  </pic:blipFill>
+                  <pic:spPr>
+                    <a:xfrm>
+                      <a:off x="0" y="0"/>
+                      <a:ext cx="5940425" cy="3341370"/>
+                    </a:xfrm>
+                    <a:prstGeom prst="rect">
+                      <a:avLst/>
+                    </a:prstGeom>
+                  </pic:spPr>
+                </pic:pic>
+              </a:graphicData>
+            </a:graphic>
+          </wp:inline>
+        </w:drawing>
+      </w:r>
     </w:p>
     <w:sectPr>
       <w:pgSz w:w="11906" w:h="16838"/>

--- a/IGI/LR1/ИГИ Лр1 отчёт.docx
+++ b/IGI/LR1/ИГИ Лр1 отчёт.docx
@@ -8490,6 +8490,7 @@
       <w:r>
         <w:rPr>
           <w:rFonts w:ascii="Times New Roman" w:hAnsi="Times New Roman" w:cs="Times New Roman"/>
+          <w:noProof/>
           <w:sz w:val="28"/>
           <w:szCs w:val="28"/>
           <w:lang w:val="en-US"/>
@@ -8543,6 +8544,7 @@
       <w:r>
         <w:rPr>
           <w:rFonts w:ascii="Times New Roman" w:hAnsi="Times New Roman" w:cs="Times New Roman"/>
+          <w:noProof/>
           <w:sz w:val="28"/>
           <w:szCs w:val="28"/>
           <w:lang w:val="en-US"/>
@@ -8616,6 +8618,7 @@
       <w:r>
         <w:rPr>
           <w:rFonts w:ascii="Times New Roman" w:hAnsi="Times New Roman" w:cs="Times New Roman"/>
+          <w:noProof/>
           <w:sz w:val="28"/>
           <w:szCs w:val="28"/>
           <w:lang w:val="en-US"/>
@@ -8669,6 +8672,7 @@
       <w:r>
         <w:rPr>
           <w:rFonts w:ascii="Times New Roman" w:hAnsi="Times New Roman" w:cs="Times New Roman"/>
+          <w:noProof/>
           <w:sz w:val="28"/>
           <w:szCs w:val="28"/>
           <w:lang w:val="en-US"/>
@@ -8722,6 +8726,7 @@
       <w:r>
         <w:rPr>
           <w:rFonts w:ascii="Times New Roman" w:hAnsi="Times New Roman" w:cs="Times New Roman"/>
+          <w:noProof/>
           <w:sz w:val="28"/>
           <w:szCs w:val="28"/>
           <w:lang w:val="en-US"/>
@@ -8788,7 +8793,7 @@
           <w:rFonts w:ascii="Times New Roman" w:hAnsi="Times New Roman" w:cs="Times New Roman"/>
           <w:sz w:val="28"/>
           <w:szCs w:val="28"/>
-          <w:lang w:val="ru-RU"/>
+          <w:lang w:val="en-US"/>
         </w:rPr>
       </w:pPr>
       <w:r>
@@ -8831,6 +8836,25 @@
             </a:graphic>
           </wp:inline>
         </w:drawing>
+      </w:r>
+    </w:p>
+    <w:p>
+      <w:pPr>
+        <w:rPr>
+          <w:rFonts w:ascii="Times New Roman" w:hAnsi="Times New Roman" w:cs="Times New Roman"/>
+          <w:sz w:val="28"/>
+          <w:szCs w:val="28"/>
+          <w:lang w:val="en-US"/>
+        </w:rPr>
+      </w:pPr>
+      <w:r>
+        <w:rPr>
+          <w:rFonts w:ascii="Times New Roman" w:hAnsi="Times New Roman" w:cs="Times New Roman"/>
+          <w:sz w:val="28"/>
+          <w:szCs w:val="28"/>
+          <w:lang w:val="en-US"/>
+        </w:rPr>
+        <w:t>https://imfeelink.github.io/IGI_LR1_LastTask/</w:t>
       </w:r>
     </w:p>
     <w:sectPr>
